--- a/Labs/EG 02-Unit testing Java.docx
+++ b/Labs/EG 02-Unit testing Java.docx
@@ -4238,7 +4238,7 @@
           <w:bCs/>
           <w:color w:val="2A00FF"/>
         </w:rPr>
-        <w:t>"https://tx100.</w:t>
+        <w:t>"</w:t>
       </w:r>
       <w:r>
         <w:rPr>
@@ -4247,7 +4247,7 @@
           <w:bCs/>
           <w:color w:val="2A00FF"/>
         </w:rPr>
-        <w:t>onrender.com</w:t>
+        <w:t>https://mike-jov1.onrender.com</w:t>
       </w:r>
       <w:r>
         <w:rPr>
@@ -4888,7 +4888,7 @@
           <w:bCs/>
           <w:color w:val="2A00FF"/>
         </w:rPr>
-        <w:t>"https://tx100.</w:t>
+        <w:t>"</w:t>
       </w:r>
       <w:r>
         <w:rPr>
@@ -4897,16 +4897,7 @@
           <w:bCs/>
           <w:color w:val="2A00FF"/>
         </w:rPr>
-        <w:t>onrender.com</w:t>
-      </w:r>
-      <w:r>
-        <w:rPr>
-          <w:rFonts w:ascii="Consolas" w:eastAsia="Times New Roman" w:hAnsi="Consolas" w:cs="Times New Roman"/>
-          <w:b/>
-          <w:bCs/>
-          <w:color w:val="2A00FF"/>
-        </w:rPr>
-        <w:t xml:space="preserve"> </w:t>
+        <w:t>https://mike-jov1.onrender.com</w:t>
       </w:r>
       <w:r>
         <w:rPr>
@@ -12587,6 +12578,7 @@
   <w:style w:type="character" w:default="1" w:styleId="DefaultParagraphFont">
     <w:name w:val="Default Paragraph Font"/>
     <w:uiPriority w:val="1"/>
+    <w:semiHidden/>
     <w:unhideWhenUsed/>
   </w:style>
   <w:style w:type="table" w:default="1" w:styleId="TableNormal">

--- a/Labs/EG 02-Unit testing Java.docx
+++ b/Labs/EG 02-Unit testing Java.docx
@@ -13,8 +13,13 @@
         <w:t>JUnit</w:t>
       </w:r>
       <w:r>
-        <w:t xml:space="preserve"> – UserService</w:t>
-      </w:r>
+        <w:t xml:space="preserve"> – </w:t>
+      </w:r>
+      <w:proofErr w:type="spellStart"/>
+      <w:r>
+        <w:t>UserService</w:t>
+      </w:r>
+      <w:proofErr w:type="spellEnd"/>
     </w:p>
     <w:p>
       <w:pPr>
@@ -46,7 +51,15 @@
         </w:numPr>
       </w:pPr>
       <w:r>
-        <w:t>Implement a simple UserService class with basic business rules.</w:t>
+        <w:t xml:space="preserve">Implement a simple </w:t>
+      </w:r>
+      <w:proofErr w:type="spellStart"/>
+      <w:r>
+        <w:t>UserService</w:t>
+      </w:r>
+      <w:proofErr w:type="spellEnd"/>
+      <w:r>
+        <w:t xml:space="preserve"> class with basic business rules.</w:t>
       </w:r>
     </w:p>
     <w:p>
@@ -129,7 +142,23 @@
           <w:b/>
           <w:bCs/>
         </w:rPr>
-        <w:t>build a UserService class</w:t>
+        <w:t xml:space="preserve">build a </w:t>
+      </w:r>
+      <w:proofErr w:type="spellStart"/>
+      <w:r>
+        <w:rPr>
+          <w:b/>
+          <w:bCs/>
+        </w:rPr>
+        <w:t>UserService</w:t>
+      </w:r>
+      <w:proofErr w:type="spellEnd"/>
+      <w:r>
+        <w:rPr>
+          <w:b/>
+          <w:bCs/>
+        </w:rPr>
+        <w:t xml:space="preserve"> class</w:t>
       </w:r>
       <w:r>
         <w:t xml:space="preserve"> that allows:</w:t>
@@ -217,6 +246,7 @@
       <w:r>
         <w:t xml:space="preserve">The </w:t>
       </w:r>
+      <w:proofErr w:type="spellStart"/>
       <w:r>
         <w:rPr>
           <w:b/>
@@ -224,6 +254,7 @@
         </w:rPr>
         <w:t>UserService</w:t>
       </w:r>
+      <w:proofErr w:type="spellEnd"/>
       <w:r>
         <w:t xml:space="preserve"> class is designed to work with a user store (database), which you will implement or mock in a later module. For this exercise, </w:t>
       </w:r>
@@ -626,6 +657,7 @@
       <w:r>
         <w:t xml:space="preserve">earch for </w:t>
       </w:r>
+      <w:proofErr w:type="spellStart"/>
       <w:r>
         <w:rPr>
           <w:b/>
@@ -633,6 +665,7 @@
         </w:rPr>
         <w:t>junit-jupiter</w:t>
       </w:r>
+      <w:proofErr w:type="spellEnd"/>
       <w:r>
         <w:t xml:space="preserve"> and then pick the first from the list below</w:t>
       </w:r>
@@ -697,7 +730,15 @@
         <w:br/>
       </w:r>
       <w:r>
-        <w:t>&lt;project xmlns="http://maven.apache.org/POM/4.0.0"</w:t>
+        <w:t xml:space="preserve">&lt;project </w:t>
+      </w:r>
+      <w:proofErr w:type="spellStart"/>
+      <w:r>
+        <w:t>xmlns</w:t>
+      </w:r>
+      <w:proofErr w:type="spellEnd"/>
+      <w:r>
+        <w:t>="http://maven.apache.org/POM/4.0.0"</w:t>
       </w:r>
     </w:p>
     <w:p>
@@ -710,12 +751,21 @@
       <w:r>
         <w:tab/>
       </w:r>
+      <w:proofErr w:type="spellStart"/>
       <w:r>
         <w:rPr>
           <w:sz w:val="18"/>
           <w:szCs w:val="18"/>
         </w:rPr>
-        <w:t>xmlns:xsi="http://www.w3.org/2001/XMLSchema-instance"</w:t>
+        <w:t>xmlns:xsi</w:t>
+      </w:r>
+      <w:proofErr w:type="spellEnd"/>
+      <w:r>
+        <w:rPr>
+          <w:sz w:val="18"/>
+          <w:szCs w:val="18"/>
+        </w:rPr>
+        <w:t>="http://www.w3.org/2001/XMLSchema-instance"</w:t>
       </w:r>
     </w:p>
     <w:p>
@@ -728,12 +778,21 @@
       <w:r>
         <w:tab/>
       </w:r>
+      <w:proofErr w:type="spellStart"/>
       <w:r>
         <w:rPr>
           <w:sz w:val="14"/>
           <w:szCs w:val="14"/>
         </w:rPr>
-        <w:t>xsi:schemaLocation="http://maven.apache.org/POM/4.0.0 https://maven.apache.org/xsd/maven-4.0.0.xsd"&gt;</w:t>
+        <w:t>xsi:schemaLocation</w:t>
+      </w:r>
+      <w:proofErr w:type="spellEnd"/>
+      <w:r>
+        <w:rPr>
+          <w:sz w:val="14"/>
+          <w:szCs w:val="14"/>
+        </w:rPr>
+        <w:t>="http://maven.apache.org/POM/4.0.0 https://maven.apache.org/xsd/maven-4.0.0.xsd"&gt;</w:t>
       </w:r>
     </w:p>
     <w:p>
@@ -753,7 +812,39 @@
           <w:szCs w:val="16"/>
         </w:rPr>
         <w:tab/>
-        <w:t>&lt;modelVersion&gt;4.0.0&lt;/modelVersion&gt;</w:t>
+        <w:t>&lt;</w:t>
+      </w:r>
+      <w:proofErr w:type="spellStart"/>
+      <w:r>
+        <w:rPr>
+          <w:sz w:val="16"/>
+          <w:szCs w:val="16"/>
+        </w:rPr>
+        <w:t>modelVersion</w:t>
+      </w:r>
+      <w:proofErr w:type="spellEnd"/>
+      <w:r>
+        <w:rPr>
+          <w:sz w:val="16"/>
+          <w:szCs w:val="16"/>
+        </w:rPr>
+        <w:t>&gt;4.0.0&lt;/</w:t>
+      </w:r>
+      <w:proofErr w:type="spellStart"/>
+      <w:r>
+        <w:rPr>
+          <w:sz w:val="16"/>
+          <w:szCs w:val="16"/>
+        </w:rPr>
+        <w:t>modelVersion</w:t>
+      </w:r>
+      <w:proofErr w:type="spellEnd"/>
+      <w:r>
+        <w:rPr>
+          <w:sz w:val="16"/>
+          <w:szCs w:val="16"/>
+        </w:rPr>
+        <w:t>&gt;</w:t>
       </w:r>
     </w:p>
     <w:p>
@@ -773,7 +864,39 @@
           <w:szCs w:val="16"/>
         </w:rPr>
         <w:tab/>
-        <w:t>&lt;groupId&gt;com.qa&lt;/groupId&gt;</w:t>
+        <w:t>&lt;</w:t>
+      </w:r>
+      <w:proofErr w:type="spellStart"/>
+      <w:r>
+        <w:rPr>
+          <w:sz w:val="16"/>
+          <w:szCs w:val="16"/>
+        </w:rPr>
+        <w:t>groupId</w:t>
+      </w:r>
+      <w:proofErr w:type="spellEnd"/>
+      <w:r>
+        <w:rPr>
+          <w:sz w:val="16"/>
+          <w:szCs w:val="16"/>
+        </w:rPr>
+        <w:t>&gt;com.qa&lt;/</w:t>
+      </w:r>
+      <w:proofErr w:type="spellStart"/>
+      <w:r>
+        <w:rPr>
+          <w:sz w:val="16"/>
+          <w:szCs w:val="16"/>
+        </w:rPr>
+        <w:t>groupId</w:t>
+      </w:r>
+      <w:proofErr w:type="spellEnd"/>
+      <w:r>
+        <w:rPr>
+          <w:sz w:val="16"/>
+          <w:szCs w:val="16"/>
+        </w:rPr>
+        <w:t>&gt;</w:t>
       </w:r>
     </w:p>
     <w:p>
@@ -793,7 +916,39 @@
           <w:szCs w:val="16"/>
         </w:rPr>
         <w:tab/>
-        <w:t>&lt;artifactId&gt;mod3&lt;/artifactId&gt;</w:t>
+        <w:t>&lt;</w:t>
+      </w:r>
+      <w:proofErr w:type="spellStart"/>
+      <w:r>
+        <w:rPr>
+          <w:sz w:val="16"/>
+          <w:szCs w:val="16"/>
+        </w:rPr>
+        <w:t>artifactId</w:t>
+      </w:r>
+      <w:proofErr w:type="spellEnd"/>
+      <w:r>
+        <w:rPr>
+          <w:sz w:val="16"/>
+          <w:szCs w:val="16"/>
+        </w:rPr>
+        <w:t>&gt;mod3&lt;/</w:t>
+      </w:r>
+      <w:proofErr w:type="spellStart"/>
+      <w:r>
+        <w:rPr>
+          <w:sz w:val="16"/>
+          <w:szCs w:val="16"/>
+        </w:rPr>
+        <w:t>artifactId</w:t>
+      </w:r>
+      <w:proofErr w:type="spellEnd"/>
+      <w:r>
+        <w:rPr>
+          <w:sz w:val="16"/>
+          <w:szCs w:val="16"/>
+        </w:rPr>
+        <w:t>&gt;</w:t>
       </w:r>
     </w:p>
     <w:p>
@@ -938,7 +1093,61 @@
           <w:color w:val="501549" w:themeColor="accent5" w:themeShade="80"/>
         </w:rPr>
         <w:tab/>
-        <w:t>&lt;groupId&gt;org.junit.jupiter&lt;/groupId&gt;</w:t>
+        <w:t>&lt;</w:t>
+      </w:r>
+      <w:proofErr w:type="spellStart"/>
+      <w:r>
+        <w:rPr>
+          <w:b/>
+          <w:bCs/>
+          <w:color w:val="501549" w:themeColor="accent5" w:themeShade="80"/>
+        </w:rPr>
+        <w:t>groupId</w:t>
+      </w:r>
+      <w:proofErr w:type="spellEnd"/>
+      <w:r>
+        <w:rPr>
+          <w:b/>
+          <w:bCs/>
+          <w:color w:val="501549" w:themeColor="accent5" w:themeShade="80"/>
+        </w:rPr>
+        <w:t>&gt;</w:t>
+      </w:r>
+      <w:proofErr w:type="spellStart"/>
+      <w:r>
+        <w:rPr>
+          <w:b/>
+          <w:bCs/>
+          <w:color w:val="501549" w:themeColor="accent5" w:themeShade="80"/>
+        </w:rPr>
+        <w:t>org.junit.jupiter</w:t>
+      </w:r>
+      <w:proofErr w:type="spellEnd"/>
+      <w:r>
+        <w:rPr>
+          <w:b/>
+          <w:bCs/>
+          <w:color w:val="501549" w:themeColor="accent5" w:themeShade="80"/>
+        </w:rPr>
+        <w:t>&lt;/</w:t>
+      </w:r>
+      <w:proofErr w:type="spellStart"/>
+      <w:r>
+        <w:rPr>
+          <w:b/>
+          <w:bCs/>
+          <w:color w:val="501549" w:themeColor="accent5" w:themeShade="80"/>
+        </w:rPr>
+        <w:t>groupId</w:t>
+      </w:r>
+      <w:proofErr w:type="spellEnd"/>
+      <w:r>
+        <w:rPr>
+          <w:b/>
+          <w:bCs/>
+          <w:color w:val="501549" w:themeColor="accent5" w:themeShade="80"/>
+        </w:rPr>
+        <w:t>&gt;</w:t>
       </w:r>
     </w:p>
     <w:p>
@@ -974,7 +1183,61 @@
           <w:color w:val="501549" w:themeColor="accent5" w:themeShade="80"/>
         </w:rPr>
         <w:tab/>
-        <w:t>&lt;artifactId&gt;junit-jupiter&lt;/artifactId&gt;</w:t>
+        <w:t>&lt;</w:t>
+      </w:r>
+      <w:proofErr w:type="spellStart"/>
+      <w:r>
+        <w:rPr>
+          <w:b/>
+          <w:bCs/>
+          <w:color w:val="501549" w:themeColor="accent5" w:themeShade="80"/>
+        </w:rPr>
+        <w:t>artifactId</w:t>
+      </w:r>
+      <w:proofErr w:type="spellEnd"/>
+      <w:r>
+        <w:rPr>
+          <w:b/>
+          <w:bCs/>
+          <w:color w:val="501549" w:themeColor="accent5" w:themeShade="80"/>
+        </w:rPr>
+        <w:t>&gt;</w:t>
+      </w:r>
+      <w:proofErr w:type="spellStart"/>
+      <w:r>
+        <w:rPr>
+          <w:b/>
+          <w:bCs/>
+          <w:color w:val="501549" w:themeColor="accent5" w:themeShade="80"/>
+        </w:rPr>
+        <w:t>junit-jupiter</w:t>
+      </w:r>
+      <w:proofErr w:type="spellEnd"/>
+      <w:r>
+        <w:rPr>
+          <w:b/>
+          <w:bCs/>
+          <w:color w:val="501549" w:themeColor="accent5" w:themeShade="80"/>
+        </w:rPr>
+        <w:t>&lt;/</w:t>
+      </w:r>
+      <w:proofErr w:type="spellStart"/>
+      <w:r>
+        <w:rPr>
+          <w:b/>
+          <w:bCs/>
+          <w:color w:val="501549" w:themeColor="accent5" w:themeShade="80"/>
+        </w:rPr>
+        <w:t>artifactId</w:t>
+      </w:r>
+      <w:proofErr w:type="spellEnd"/>
+      <w:r>
+        <w:rPr>
+          <w:b/>
+          <w:bCs/>
+          <w:color w:val="501549" w:themeColor="accent5" w:themeShade="80"/>
+        </w:rPr>
+        <w:t>&gt;</w:t>
       </w:r>
     </w:p>
     <w:p>
@@ -1194,7 +1457,15 @@
         </w:rPr>
       </w:pPr>
       <w:r>
-        <w:t>│    │    │   └── com/qa/mod3</w:t>
+        <w:t>│    │    │   └── com/</w:t>
+      </w:r>
+      <w:proofErr w:type="spellStart"/>
+      <w:r>
+        <w:t>qa</w:t>
+      </w:r>
+      <w:proofErr w:type="spellEnd"/>
+      <w:r>
+        <w:t>/mod3</w:t>
       </w:r>
       <w:r>
         <w:br/>
@@ -1216,7 +1487,15 @@
         </w:rPr>
       </w:pPr>
       <w:r>
-        <w:t xml:space="preserve">Create a new class called UserService in </w:t>
+        <w:t xml:space="preserve">Create a new class called </w:t>
+      </w:r>
+      <w:proofErr w:type="spellStart"/>
+      <w:r>
+        <w:t>UserService</w:t>
+      </w:r>
+      <w:proofErr w:type="spellEnd"/>
+      <w:r>
+        <w:t xml:space="preserve"> in </w:t>
       </w:r>
       <w:r>
         <w:t xml:space="preserve">package </w:t>
@@ -1314,7 +1593,27 @@
           <w:sz w:val="20"/>
           <w:szCs w:val="20"/>
         </w:rPr>
-        <w:t xml:space="preserve"> UserService {</w:t>
+        <w:t xml:space="preserve"> </w:t>
+      </w:r>
+      <w:proofErr w:type="spellStart"/>
+      <w:r>
+        <w:rPr>
+          <w:rFonts w:ascii="Consolas" w:eastAsia="Times New Roman" w:hAnsi="Consolas"/>
+          <w:color w:val="000000"/>
+          <w:sz w:val="20"/>
+          <w:szCs w:val="20"/>
+        </w:rPr>
+        <w:t>UserService</w:t>
+      </w:r>
+      <w:proofErr w:type="spellEnd"/>
+      <w:r>
+        <w:rPr>
+          <w:rFonts w:ascii="Consolas" w:eastAsia="Times New Roman" w:hAnsi="Consolas"/>
+          <w:color w:val="000000"/>
+          <w:sz w:val="20"/>
+          <w:szCs w:val="20"/>
+        </w:rPr>
+        <w:t xml:space="preserve"> {</w:t>
       </w:r>
       <w:r>
         <w:rPr>
@@ -1416,7 +1715,15 @@
         <w:ind w:left="720"/>
       </w:pPr>
       <w:r>
-        <w:t>│   │   │   └── com/qa/mod3</w:t>
+        <w:t>│   │   │   └── com/</w:t>
+      </w:r>
+      <w:proofErr w:type="spellStart"/>
+      <w:r>
+        <w:t>qa</w:t>
+      </w:r>
+      <w:proofErr w:type="spellEnd"/>
+      <w:r>
+        <w:t>/mod3</w:t>
       </w:r>
       <w:r>
         <w:br/>
@@ -1512,6 +1819,7 @@
         </w:rPr>
         <w:t xml:space="preserve">   type </w:t>
       </w:r>
+      <w:proofErr w:type="spellStart"/>
       <w:r>
         <w:rPr>
           <w:rFonts w:ascii="Times New Roman" w:hAnsi="Times New Roman"/>
@@ -1522,6 +1830,7 @@
         </w:rPr>
         <w:t>junit</w:t>
       </w:r>
+      <w:proofErr w:type="spellEnd"/>
       <w:r>
         <w:rPr>
           <w:rFonts w:ascii="Times New Roman" w:hAnsi="Times New Roman"/>
@@ -1610,6 +1919,7 @@
         </w:rPr>
         <w:t xml:space="preserve">reate a unit test class called </w:t>
       </w:r>
+      <w:proofErr w:type="spellStart"/>
       <w:r>
         <w:rPr>
           <w:rFonts w:ascii="Times New Roman" w:hAnsi="Times New Roman"/>
@@ -1620,6 +1930,7 @@
         </w:rPr>
         <w:t>UserServiceTest</w:t>
       </w:r>
+      <w:proofErr w:type="spellEnd"/>
     </w:p>
     <w:p>
       <w:pPr>
@@ -1725,7 +2036,27 @@
           <w:sz w:val="20"/>
           <w:szCs w:val="20"/>
         </w:rPr>
-        <w:t xml:space="preserve"> UserService {</w:t>
+        <w:t xml:space="preserve"> </w:t>
+      </w:r>
+      <w:proofErr w:type="spellStart"/>
+      <w:r>
+        <w:rPr>
+          <w:rFonts w:ascii="Consolas" w:eastAsia="Times New Roman" w:hAnsi="Consolas" w:cs="Times New Roman"/>
+          <w:color w:val="000000"/>
+          <w:sz w:val="20"/>
+          <w:szCs w:val="20"/>
+        </w:rPr>
+        <w:t>UserService</w:t>
+      </w:r>
+      <w:proofErr w:type="spellEnd"/>
+      <w:r>
+        <w:rPr>
+          <w:rFonts w:ascii="Consolas" w:eastAsia="Times New Roman" w:hAnsi="Consolas" w:cs="Times New Roman"/>
+          <w:color w:val="000000"/>
+          <w:sz w:val="20"/>
+          <w:szCs w:val="20"/>
+        </w:rPr>
+        <w:t xml:space="preserve"> {</w:t>
       </w:r>
     </w:p>
     <w:p>
@@ -1769,6 +2100,7 @@
         </w:rPr>
         <w:t xml:space="preserve"> </w:t>
       </w:r>
+      <w:proofErr w:type="spellStart"/>
       <w:r>
         <w:rPr>
           <w:rFonts w:ascii="Consolas" w:eastAsia="Times New Roman" w:hAnsi="Consolas" w:cs="Times New Roman"/>
@@ -1780,14 +2112,35 @@
         </w:rPr>
         <w:t>boolean</w:t>
       </w:r>
-      <w:r>
-        <w:rPr>
-          <w:rFonts w:ascii="Consolas" w:eastAsia="Times New Roman" w:hAnsi="Consolas" w:cs="Times New Roman"/>
-          <w:color w:val="000000"/>
-          <w:sz w:val="20"/>
-          <w:szCs w:val="20"/>
-        </w:rPr>
-        <w:t xml:space="preserve"> testMethod() {</w:t>
+      <w:proofErr w:type="spellEnd"/>
+      <w:r>
+        <w:rPr>
+          <w:rFonts w:ascii="Consolas" w:eastAsia="Times New Roman" w:hAnsi="Consolas" w:cs="Times New Roman"/>
+          <w:color w:val="000000"/>
+          <w:sz w:val="20"/>
+          <w:szCs w:val="20"/>
+        </w:rPr>
+        <w:t xml:space="preserve"> </w:t>
+      </w:r>
+      <w:proofErr w:type="spellStart"/>
+      <w:r>
+        <w:rPr>
+          <w:rFonts w:ascii="Consolas" w:eastAsia="Times New Roman" w:hAnsi="Consolas" w:cs="Times New Roman"/>
+          <w:color w:val="000000"/>
+          <w:sz w:val="20"/>
+          <w:szCs w:val="20"/>
+        </w:rPr>
+        <w:t>testMethod</w:t>
+      </w:r>
+      <w:proofErr w:type="spellEnd"/>
+      <w:r>
+        <w:rPr>
+          <w:rFonts w:ascii="Consolas" w:eastAsia="Times New Roman" w:hAnsi="Consolas" w:cs="Times New Roman"/>
+          <w:color w:val="000000"/>
+          <w:sz w:val="20"/>
+          <w:szCs w:val="20"/>
+        </w:rPr>
+        <w:t>() {</w:t>
       </w:r>
     </w:p>
     <w:p>
@@ -1956,7 +2309,25 @@
           <w:sz w:val="24"/>
           <w:szCs w:val="24"/>
         </w:rPr>
-        <w:t>Type the following in the UserServiceTest class</w:t>
+        <w:t xml:space="preserve">Type the following in the </w:t>
+      </w:r>
+      <w:proofErr w:type="spellStart"/>
+      <w:r>
+        <w:rPr>
+          <w:rFonts w:ascii="Times New Roman" w:hAnsi="Times New Roman"/>
+          <w:sz w:val="24"/>
+          <w:szCs w:val="24"/>
+        </w:rPr>
+        <w:t>UserServiceTest</w:t>
+      </w:r>
+      <w:proofErr w:type="spellEnd"/>
+      <w:r>
+        <w:rPr>
+          <w:rFonts w:ascii="Times New Roman" w:hAnsi="Times New Roman"/>
+          <w:sz w:val="24"/>
+          <w:szCs w:val="24"/>
+        </w:rPr>
+        <w:t xml:space="preserve"> class</w:t>
       </w:r>
       <w:r>
         <w:rPr>
@@ -2043,7 +2414,29 @@
           <w:szCs w:val="19"/>
           <w:lang w:eastAsia="en-US"/>
         </w:rPr>
-        <w:t xml:space="preserve"> org.junit.jupiter.api.Assertions.*;</w:t>
+        <w:t xml:space="preserve"> </w:t>
+      </w:r>
+      <w:proofErr w:type="spellStart"/>
+      <w:r>
+        <w:rPr>
+          <w:rFonts w:ascii="Consolas" w:hAnsi="Consolas" w:cs="Consolas"/>
+          <w:color w:val="000000"/>
+          <w:sz w:val="19"/>
+          <w:szCs w:val="19"/>
+          <w:lang w:eastAsia="en-US"/>
+        </w:rPr>
+        <w:t>org.junit.jupiter.api.Assertions</w:t>
+      </w:r>
+      <w:proofErr w:type="spellEnd"/>
+      <w:r>
+        <w:rPr>
+          <w:rFonts w:ascii="Consolas" w:hAnsi="Consolas" w:cs="Consolas"/>
+          <w:color w:val="000000"/>
+          <w:sz w:val="19"/>
+          <w:szCs w:val="19"/>
+          <w:lang w:eastAsia="en-US"/>
+        </w:rPr>
+        <w:t>.*;</w:t>
       </w:r>
     </w:p>
     <w:p>
@@ -2069,7 +2462,29 @@
           <w:szCs w:val="19"/>
           <w:lang w:eastAsia="en-US"/>
         </w:rPr>
-        <w:t>import org.junit.jupiter.api.BeforeEach;</w:t>
+        <w:t xml:space="preserve">import </w:t>
+      </w:r>
+      <w:proofErr w:type="spellStart"/>
+      <w:r>
+        <w:rPr>
+          <w:rFonts w:ascii="Consolas" w:hAnsi="Consolas" w:cs="Consolas"/>
+          <w:color w:val="000000"/>
+          <w:sz w:val="19"/>
+          <w:szCs w:val="19"/>
+          <w:lang w:eastAsia="en-US"/>
+        </w:rPr>
+        <w:t>org.junit.jupiter.api.BeforeEach</w:t>
+      </w:r>
+      <w:proofErr w:type="spellEnd"/>
+      <w:r>
+        <w:rPr>
+          <w:rFonts w:ascii="Consolas" w:hAnsi="Consolas" w:cs="Consolas"/>
+          <w:color w:val="000000"/>
+          <w:sz w:val="19"/>
+          <w:szCs w:val="19"/>
+          <w:lang w:eastAsia="en-US"/>
+        </w:rPr>
+        <w:t>;</w:t>
       </w:r>
     </w:p>
     <w:p>
@@ -2095,7 +2510,29 @@
           <w:szCs w:val="19"/>
           <w:lang w:eastAsia="en-US"/>
         </w:rPr>
-        <w:t>import org.junit.jupiter.api.Test;</w:t>
+        <w:t xml:space="preserve">import </w:t>
+      </w:r>
+      <w:proofErr w:type="spellStart"/>
+      <w:r>
+        <w:rPr>
+          <w:rFonts w:ascii="Consolas" w:hAnsi="Consolas" w:cs="Consolas"/>
+          <w:color w:val="000000"/>
+          <w:sz w:val="19"/>
+          <w:szCs w:val="19"/>
+          <w:lang w:eastAsia="en-US"/>
+        </w:rPr>
+        <w:t>org.junit.jupiter.api.Test</w:t>
+      </w:r>
+      <w:proofErr w:type="spellEnd"/>
+      <w:r>
+        <w:rPr>
+          <w:rFonts w:ascii="Consolas" w:hAnsi="Consolas" w:cs="Consolas"/>
+          <w:color w:val="000000"/>
+          <w:sz w:val="19"/>
+          <w:szCs w:val="19"/>
+          <w:lang w:eastAsia="en-US"/>
+        </w:rPr>
+        <w:t>;</w:t>
       </w:r>
     </w:p>
     <w:p>
@@ -2149,6 +2586,7 @@
         </w:rPr>
         <w:t xml:space="preserve"> </w:t>
       </w:r>
+      <w:proofErr w:type="spellStart"/>
       <w:r>
         <w:rPr>
           <w:rFonts w:ascii="Consolas" w:hAnsi="Consolas" w:cs="Consolas"/>
@@ -2159,6 +2597,7 @@
         </w:rPr>
         <w:t>UserServiceTest</w:t>
       </w:r>
+      <w:proofErr w:type="spellEnd"/>
       <w:r>
         <w:rPr>
           <w:rFonts w:ascii="Consolas" w:hAnsi="Consolas" w:cs="Consolas"/>
@@ -2259,7 +2698,29 @@
           <w:szCs w:val="19"/>
           <w:lang w:eastAsia="en-US"/>
         </w:rPr>
-        <w:t xml:space="preserve"> setUp() throws Exception  {</w:t>
+        <w:t xml:space="preserve"> </w:t>
+      </w:r>
+      <w:proofErr w:type="spellStart"/>
+      <w:r>
+        <w:rPr>
+          <w:rFonts w:ascii="Consolas" w:hAnsi="Consolas" w:cs="Consolas"/>
+          <w:color w:val="000000"/>
+          <w:sz w:val="19"/>
+          <w:szCs w:val="19"/>
+          <w:lang w:eastAsia="en-US"/>
+        </w:rPr>
+        <w:t>setUp</w:t>
+      </w:r>
+      <w:proofErr w:type="spellEnd"/>
+      <w:r>
+        <w:rPr>
+          <w:rFonts w:ascii="Consolas" w:hAnsi="Consolas" w:cs="Consolas"/>
+          <w:color w:val="000000"/>
+          <w:sz w:val="19"/>
+          <w:szCs w:val="19"/>
+          <w:lang w:eastAsia="en-US"/>
+        </w:rPr>
+        <w:t>() throws Exception  {</w:t>
       </w:r>
     </w:p>
     <w:p>
@@ -2419,7 +2880,51 @@
           <w:szCs w:val="19"/>
           <w:lang w:eastAsia="en-US"/>
         </w:rPr>
-        <w:t xml:space="preserve">        UserService userService = </w:t>
+        <w:t xml:space="preserve">        </w:t>
+      </w:r>
+      <w:proofErr w:type="spellStart"/>
+      <w:r>
+        <w:rPr>
+          <w:rFonts w:ascii="Consolas" w:hAnsi="Consolas" w:cs="Consolas"/>
+          <w:color w:val="000000"/>
+          <w:sz w:val="19"/>
+          <w:szCs w:val="19"/>
+          <w:lang w:eastAsia="en-US"/>
+        </w:rPr>
+        <w:t>UserService</w:t>
+      </w:r>
+      <w:proofErr w:type="spellEnd"/>
+      <w:r>
+        <w:rPr>
+          <w:rFonts w:ascii="Consolas" w:hAnsi="Consolas" w:cs="Consolas"/>
+          <w:color w:val="000000"/>
+          <w:sz w:val="19"/>
+          <w:szCs w:val="19"/>
+          <w:lang w:eastAsia="en-US"/>
+        </w:rPr>
+        <w:t xml:space="preserve"> </w:t>
+      </w:r>
+      <w:proofErr w:type="spellStart"/>
+      <w:r>
+        <w:rPr>
+          <w:rFonts w:ascii="Consolas" w:hAnsi="Consolas" w:cs="Consolas"/>
+          <w:color w:val="000000"/>
+          <w:sz w:val="19"/>
+          <w:szCs w:val="19"/>
+          <w:lang w:eastAsia="en-US"/>
+        </w:rPr>
+        <w:t>userService</w:t>
+      </w:r>
+      <w:proofErr w:type="spellEnd"/>
+      <w:r>
+        <w:rPr>
+          <w:rFonts w:ascii="Consolas" w:hAnsi="Consolas" w:cs="Consolas"/>
+          <w:color w:val="000000"/>
+          <w:sz w:val="19"/>
+          <w:szCs w:val="19"/>
+          <w:lang w:eastAsia="en-US"/>
+        </w:rPr>
+        <w:t xml:space="preserve"> = </w:t>
       </w:r>
       <w:r>
         <w:rPr>
@@ -2439,7 +2944,29 @@
           <w:szCs w:val="19"/>
           <w:lang w:eastAsia="en-US"/>
         </w:rPr>
-        <w:t xml:space="preserve"> UserService();</w:t>
+        <w:t xml:space="preserve"> </w:t>
+      </w:r>
+      <w:proofErr w:type="spellStart"/>
+      <w:r>
+        <w:rPr>
+          <w:rFonts w:ascii="Consolas" w:hAnsi="Consolas" w:cs="Consolas"/>
+          <w:color w:val="000000"/>
+          <w:sz w:val="19"/>
+          <w:szCs w:val="19"/>
+          <w:lang w:eastAsia="en-US"/>
+        </w:rPr>
+        <w:t>UserService</w:t>
+      </w:r>
+      <w:proofErr w:type="spellEnd"/>
+      <w:r>
+        <w:rPr>
+          <w:rFonts w:ascii="Consolas" w:hAnsi="Consolas" w:cs="Consolas"/>
+          <w:color w:val="000000"/>
+          <w:sz w:val="19"/>
+          <w:szCs w:val="19"/>
+          <w:lang w:eastAsia="en-US"/>
+        </w:rPr>
+        <w:t>();</w:t>
       </w:r>
     </w:p>
     <w:p>
@@ -2465,7 +2992,51 @@
           <w:szCs w:val="19"/>
           <w:lang w:eastAsia="en-US"/>
         </w:rPr>
-        <w:t xml:space="preserve">        assertTrue(userService.testMethod());</w:t>
+        <w:t xml:space="preserve">        </w:t>
+      </w:r>
+      <w:proofErr w:type="spellStart"/>
+      <w:r>
+        <w:rPr>
+          <w:rFonts w:ascii="Consolas" w:hAnsi="Consolas" w:cs="Consolas"/>
+          <w:color w:val="000000"/>
+          <w:sz w:val="19"/>
+          <w:szCs w:val="19"/>
+          <w:lang w:eastAsia="en-US"/>
+        </w:rPr>
+        <w:t>assertTrue</w:t>
+      </w:r>
+      <w:proofErr w:type="spellEnd"/>
+      <w:r>
+        <w:rPr>
+          <w:rFonts w:ascii="Consolas" w:hAnsi="Consolas" w:cs="Consolas"/>
+          <w:color w:val="000000"/>
+          <w:sz w:val="19"/>
+          <w:szCs w:val="19"/>
+          <w:lang w:eastAsia="en-US"/>
+        </w:rPr>
+        <w:t>(</w:t>
+      </w:r>
+      <w:proofErr w:type="spellStart"/>
+      <w:r>
+        <w:rPr>
+          <w:rFonts w:ascii="Consolas" w:hAnsi="Consolas" w:cs="Consolas"/>
+          <w:color w:val="000000"/>
+          <w:sz w:val="19"/>
+          <w:szCs w:val="19"/>
+          <w:lang w:eastAsia="en-US"/>
+        </w:rPr>
+        <w:t>userService.testMethod</w:t>
+      </w:r>
+      <w:proofErr w:type="spellEnd"/>
+      <w:r>
+        <w:rPr>
+          <w:rFonts w:ascii="Consolas" w:hAnsi="Consolas" w:cs="Consolas"/>
+          <w:color w:val="000000"/>
+          <w:sz w:val="19"/>
+          <w:szCs w:val="19"/>
+          <w:lang w:eastAsia="en-US"/>
+        </w:rPr>
+        <w:t>());</w:t>
       </w:r>
     </w:p>
     <w:p>
@@ -2549,26 +3120,25 @@
           <w:sz w:val="24"/>
           <w:szCs w:val="24"/>
         </w:rPr>
-        <w:t>Save all the files and the n right mouse click on the UserServiceTest text and select Run as &gt; Junit Test</w:t>
-      </w:r>
-    </w:p>
-    <w:p>
-      <w:pPr>
-        <w:pStyle w:val="ListParagraph"/>
+        <w:t xml:space="preserve">Save all the files and the n right mouse click on the </w:t>
+      </w:r>
+      <w:proofErr w:type="spellStart"/>
+      <w:r>
         <w:rPr>
           <w:rFonts w:ascii="Times New Roman" w:hAnsi="Times New Roman"/>
           <w:sz w:val="24"/>
           <w:szCs w:val="24"/>
         </w:rPr>
-      </w:pPr>
+        <w:t>UserServiceTest</w:t>
+      </w:r>
+      <w:proofErr w:type="spellEnd"/>
       <w:r>
         <w:rPr>
           <w:rFonts w:ascii="Times New Roman" w:hAnsi="Times New Roman"/>
           <w:sz w:val="24"/>
           <w:szCs w:val="24"/>
         </w:rPr>
-        <w:br/>
-        <w:t>You will see the test explorer window with green bar.</w:t>
+        <w:t xml:space="preserve"> text and select Run as &gt; Junit Test</w:t>
       </w:r>
     </w:p>
     <w:p>
@@ -2580,19 +3150,47 @@
           <w:szCs w:val="24"/>
         </w:rPr>
       </w:pPr>
+      <w:r>
+        <w:rPr>
+          <w:rFonts w:ascii="Times New Roman" w:hAnsi="Times New Roman"/>
+          <w:sz w:val="24"/>
+          <w:szCs w:val="24"/>
+        </w:rPr>
+        <w:br/>
+        <w:t>You will see the test explorer window with green bar.</w:t>
+      </w:r>
+    </w:p>
+    <w:p>
+      <w:pPr>
+        <w:pStyle w:val="ListParagraph"/>
+        <w:rPr>
+          <w:rFonts w:ascii="Times New Roman" w:hAnsi="Times New Roman"/>
+          <w:sz w:val="24"/>
+          <w:szCs w:val="24"/>
+        </w:rPr>
+      </w:pPr>
     </w:p>
     <w:p>
       <w:pPr>
         <w:pStyle w:val="Heading2"/>
       </w:pPr>
       <w:r>
-        <w:t>Implement the UserService Class</w:t>
+        <w:t xml:space="preserve">Implement the </w:t>
+      </w:r>
+      <w:proofErr w:type="spellStart"/>
+      <w:r>
+        <w:t>UserService</w:t>
+      </w:r>
+      <w:proofErr w:type="spellEnd"/>
+      <w:r>
+        <w:t xml:space="preserve"> Class</w:t>
       </w:r>
     </w:p>
     <w:p>
       <w:r>
         <w:t xml:space="preserve">Create a class </w:t>
       </w:r>
+      <w:proofErr w:type="spellStart"/>
       <w:r>
         <w:rPr>
           <w:b/>
@@ -2600,6 +3198,7 @@
         </w:rPr>
         <w:t>UserService</w:t>
       </w:r>
+      <w:proofErr w:type="spellEnd"/>
       <w:r>
         <w:t xml:space="preserve"> with the following methods:</w:t>
       </w:r>
@@ -2619,7 +3218,23 @@
           <w:b/>
           <w:bCs/>
         </w:rPr>
-        <w:t>1. RegisterUser(string username, string password, string role)</w:t>
+        <w:t xml:space="preserve">1. </w:t>
+      </w:r>
+      <w:proofErr w:type="spellStart"/>
+      <w:r>
+        <w:rPr>
+          <w:b/>
+          <w:bCs/>
+        </w:rPr>
+        <w:t>RegisterUser</w:t>
+      </w:r>
+      <w:proofErr w:type="spellEnd"/>
+      <w:r>
+        <w:rPr>
+          <w:b/>
+          <w:bCs/>
+        </w:rPr>
+        <w:t>(string username, string password, string role)</w:t>
       </w:r>
     </w:p>
     <w:p>
@@ -2758,7 +3373,23 @@
           <w:bCs/>
         </w:rPr>
         <w:lastRenderedPageBreak/>
-        <w:t>2. LoginUser(string username, string password)</w:t>
+        <w:t xml:space="preserve">2. </w:t>
+      </w:r>
+      <w:proofErr w:type="spellStart"/>
+      <w:r>
+        <w:rPr>
+          <w:b/>
+          <w:bCs/>
+        </w:rPr>
+        <w:t>LoginUser</w:t>
+      </w:r>
+      <w:proofErr w:type="spellEnd"/>
+      <w:r>
+        <w:rPr>
+          <w:b/>
+          <w:bCs/>
+        </w:rPr>
+        <w:t>(string username, string password)</w:t>
       </w:r>
     </w:p>
     <w:p>
@@ -2863,7 +3494,39 @@
           <w:b/>
           <w:bCs/>
         </w:rPr>
-        <w:t>3. HasAccess(string username, string requiredRole)</w:t>
+        <w:t xml:space="preserve">3. </w:t>
+      </w:r>
+      <w:proofErr w:type="spellStart"/>
+      <w:r>
+        <w:rPr>
+          <w:b/>
+          <w:bCs/>
+        </w:rPr>
+        <w:t>HasAccess</w:t>
+      </w:r>
+      <w:proofErr w:type="spellEnd"/>
+      <w:r>
+        <w:rPr>
+          <w:b/>
+          <w:bCs/>
+        </w:rPr>
+        <w:t xml:space="preserve">(string username, string </w:t>
+      </w:r>
+      <w:proofErr w:type="spellStart"/>
+      <w:r>
+        <w:rPr>
+          <w:b/>
+          <w:bCs/>
+        </w:rPr>
+        <w:t>requiredRole</w:t>
+      </w:r>
+      <w:proofErr w:type="spellEnd"/>
+      <w:r>
+        <w:rPr>
+          <w:b/>
+          <w:bCs/>
+        </w:rPr>
+        <w:t>)</w:t>
       </w:r>
     </w:p>
     <w:p>
@@ -2923,8 +3586,13 @@
         <w:t xml:space="preserve">️ </w:t>
       </w:r>
       <w:r>
-        <w:t>and their role matches requiredRole</w:t>
-      </w:r>
+        <w:t xml:space="preserve">and their role matches </w:t>
+      </w:r>
+      <w:proofErr w:type="spellStart"/>
+      <w:r>
+        <w:t>requiredRole</w:t>
+      </w:r>
+      <w:proofErr w:type="spellEnd"/>
       <w:r>
         <w:br/>
       </w:r>
@@ -2980,7 +3648,15 @@
         <w:pStyle w:val="Heading2"/>
       </w:pPr>
       <w:r>
-        <w:t xml:space="preserve"> RegisterUser Tests</w:t>
+        <w:t xml:space="preserve"> </w:t>
+      </w:r>
+      <w:proofErr w:type="spellStart"/>
+      <w:r>
+        <w:t>RegisterUser</w:t>
+      </w:r>
+      <w:proofErr w:type="spellEnd"/>
+      <w:r>
+        <w:t xml:space="preserve"> Tests</w:t>
       </w:r>
     </w:p>
     <w:p>
@@ -3089,7 +3765,15 @@
         <w:pStyle w:val="Heading2"/>
       </w:pPr>
       <w:r>
-        <w:t xml:space="preserve"> LoginUser Tests</w:t>
+        <w:t xml:space="preserve"> </w:t>
+      </w:r>
+      <w:proofErr w:type="spellStart"/>
+      <w:r>
+        <w:t>LoginUser</w:t>
+      </w:r>
+      <w:proofErr w:type="spellEnd"/>
+      <w:r>
+        <w:t xml:space="preserve"> Tests</w:t>
       </w:r>
     </w:p>
     <w:p>
@@ -3171,8 +3855,13 @@
       <w:pPr>
         <w:pStyle w:val="Heading2"/>
       </w:pPr>
-      <w:r>
-        <w:t>HasAccess Tests</w:t>
+      <w:proofErr w:type="spellStart"/>
+      <w:r>
+        <w:t>HasAccess</w:t>
+      </w:r>
+      <w:proofErr w:type="spellEnd"/>
+      <w:r>
+        <w:t xml:space="preserve"> Tests</w:t>
       </w:r>
     </w:p>
     <w:p>
@@ -3345,6 +4034,7 @@
       <w:r>
         <w:t xml:space="preserve">Before you begin, ensure you have the </w:t>
       </w:r>
+      <w:proofErr w:type="spellStart"/>
       <w:r>
         <w:rPr>
           <w:b/>
@@ -3352,6 +4042,7 @@
         </w:rPr>
         <w:t>RestAssured</w:t>
       </w:r>
+      <w:proofErr w:type="spellEnd"/>
       <w:r>
         <w:t xml:space="preserve"> module, which allows you to send API requests and validate responses in a structured way.</w:t>
       </w:r>
@@ -3412,6 +4103,7 @@
       <w:r>
         <w:t xml:space="preserve">Search for </w:t>
       </w:r>
+      <w:proofErr w:type="spellStart"/>
       <w:r>
         <w:rPr>
           <w:b/>
@@ -3419,6 +4111,7 @@
         </w:rPr>
         <w:t>restAssured</w:t>
       </w:r>
+      <w:proofErr w:type="spellEnd"/>
       <w:r>
         <w:t xml:space="preserve"> and then pick the first from the list below</w:t>
       </w:r>
@@ -3517,6 +4210,7 @@
         </w:rPr>
         <w:t>&lt;</w:t>
       </w:r>
+      <w:proofErr w:type="spellStart"/>
       <w:r>
         <w:rPr>
           <w:rFonts w:ascii="Consolas" w:eastAsia="Times New Roman" w:hAnsi="Consolas"/>
@@ -3528,6 +4222,7 @@
         </w:rPr>
         <w:t>groupId</w:t>
       </w:r>
+      <w:proofErr w:type="spellEnd"/>
       <w:r>
         <w:rPr>
           <w:rFonts w:ascii="Consolas" w:eastAsia="Times New Roman" w:hAnsi="Consolas"/>
@@ -3537,19 +4232,45 @@
           <w:sz w:val="20"/>
           <w:szCs w:val="20"/>
         </w:rPr>
-        <w:t>&gt;io.rest-assured&lt;/</w:t>
-      </w:r>
+        <w:t>&gt;</w:t>
+      </w:r>
+      <w:proofErr w:type="spellStart"/>
       <w:r>
         <w:rPr>
           <w:rFonts w:ascii="Consolas" w:eastAsia="Times New Roman" w:hAnsi="Consolas"/>
           <w:b/>
           <w:bCs/>
+          <w:color w:val="000000"/>
+          <w:sz w:val="20"/>
+          <w:szCs w:val="20"/>
+        </w:rPr>
+        <w:t>io.rest</w:t>
+      </w:r>
+      <w:proofErr w:type="spellEnd"/>
+      <w:r>
+        <w:rPr>
+          <w:rFonts w:ascii="Consolas" w:eastAsia="Times New Roman" w:hAnsi="Consolas"/>
+          <w:b/>
+          <w:bCs/>
+          <w:color w:val="000000"/>
+          <w:sz w:val="20"/>
+          <w:szCs w:val="20"/>
+        </w:rPr>
+        <w:t>-assured&lt;/</w:t>
+      </w:r>
+      <w:proofErr w:type="spellStart"/>
+      <w:r>
+        <w:rPr>
+          <w:rFonts w:ascii="Consolas" w:eastAsia="Times New Roman" w:hAnsi="Consolas"/>
+          <w:b/>
+          <w:bCs/>
           <w:color w:val="268BD2"/>
           <w:sz w:val="20"/>
           <w:szCs w:val="20"/>
         </w:rPr>
         <w:t>groupId</w:t>
       </w:r>
+      <w:proofErr w:type="spellEnd"/>
       <w:r>
         <w:rPr>
           <w:rFonts w:ascii="Consolas" w:eastAsia="Times New Roman" w:hAnsi="Consolas"/>
@@ -3588,6 +4309,7 @@
         </w:rPr>
         <w:t>&lt;</w:t>
       </w:r>
+      <w:proofErr w:type="spellStart"/>
       <w:r>
         <w:rPr>
           <w:rFonts w:ascii="Consolas" w:eastAsia="Times New Roman" w:hAnsi="Consolas"/>
@@ -3599,6 +4321,7 @@
         </w:rPr>
         <w:t>artifactId</w:t>
       </w:r>
+      <w:proofErr w:type="spellEnd"/>
       <w:r>
         <w:rPr>
           <w:rFonts w:ascii="Consolas" w:eastAsia="Times New Roman" w:hAnsi="Consolas"/>
@@ -3610,6 +4333,7 @@
         </w:rPr>
         <w:t>&gt;rest-assured&lt;/</w:t>
       </w:r>
+      <w:proofErr w:type="spellStart"/>
       <w:r>
         <w:rPr>
           <w:rFonts w:ascii="Consolas" w:eastAsia="Times New Roman" w:hAnsi="Consolas"/>
@@ -3621,6 +4345,7 @@
         </w:rPr>
         <w:t>artifactId</w:t>
       </w:r>
+      <w:proofErr w:type="spellEnd"/>
       <w:r>
         <w:rPr>
           <w:rFonts w:ascii="Consolas" w:eastAsia="Times New Roman" w:hAnsi="Consolas"/>
@@ -3837,6 +4562,7 @@
       <w:r>
         <w:t xml:space="preserve">Add a new class called </w:t>
       </w:r>
+      <w:proofErr w:type="spellStart"/>
       <w:r>
         <w:rPr>
           <w:b/>
@@ -3844,6 +4570,7 @@
         </w:rPr>
         <w:t>CustomerApiIntegration</w:t>
       </w:r>
+      <w:proofErr w:type="spellEnd"/>
       <w:r>
         <w:t xml:space="preserve"> to </w:t>
       </w:r>
@@ -3962,7 +4689,23 @@
           <w:rFonts w:ascii="Consolas" w:eastAsia="Times New Roman" w:hAnsi="Consolas" w:cs="Times New Roman"/>
           <w:color w:val="000000"/>
         </w:rPr>
-        <w:t xml:space="preserve"> io.restassured.RestAssured;</w:t>
+        <w:t xml:space="preserve"> </w:t>
+      </w:r>
+      <w:proofErr w:type="spellStart"/>
+      <w:r>
+        <w:rPr>
+          <w:rFonts w:ascii="Consolas" w:eastAsia="Times New Roman" w:hAnsi="Consolas" w:cs="Times New Roman"/>
+          <w:color w:val="000000"/>
+        </w:rPr>
+        <w:t>io.restassured.RestAssured</w:t>
+      </w:r>
+      <w:proofErr w:type="spellEnd"/>
+      <w:r>
+        <w:rPr>
+          <w:rFonts w:ascii="Consolas" w:eastAsia="Times New Roman" w:hAnsi="Consolas" w:cs="Times New Roman"/>
+          <w:color w:val="000000"/>
+        </w:rPr>
+        <w:t>;</w:t>
       </w:r>
     </w:p>
     <w:p>
@@ -3989,7 +4732,15 @@
           <w:rFonts w:ascii="Consolas" w:eastAsia="Times New Roman" w:hAnsi="Consolas" w:cs="Times New Roman"/>
           <w:color w:val="000000"/>
         </w:rPr>
-        <w:t xml:space="preserve"> io.restassured.</w:t>
+        <w:t xml:space="preserve"> </w:t>
+      </w:r>
+      <w:proofErr w:type="spellStart"/>
+      <w:r>
+        <w:rPr>
+          <w:rFonts w:ascii="Consolas" w:eastAsia="Times New Roman" w:hAnsi="Consolas" w:cs="Times New Roman"/>
+          <w:color w:val="000000"/>
+        </w:rPr>
+        <w:t>io.restassured.</w:t>
       </w:r>
       <w:r>
         <w:rPr>
@@ -3998,6 +4749,7 @@
         </w:rPr>
         <w:t>response.Response</w:t>
       </w:r>
+      <w:proofErr w:type="spellEnd"/>
       <w:r>
         <w:rPr>
           <w:rFonts w:ascii="Consolas" w:eastAsia="Times New Roman" w:hAnsi="Consolas" w:cs="Times New Roman"/>
@@ -4046,7 +4798,23 @@
           <w:rFonts w:ascii="Consolas" w:eastAsia="Times New Roman" w:hAnsi="Consolas" w:cs="Times New Roman"/>
           <w:color w:val="000000"/>
         </w:rPr>
-        <w:t xml:space="preserve"> io.restassured.RestAssured.*;</w:t>
+        <w:t xml:space="preserve"> </w:t>
+      </w:r>
+      <w:proofErr w:type="spellStart"/>
+      <w:r>
+        <w:rPr>
+          <w:rFonts w:ascii="Consolas" w:eastAsia="Times New Roman" w:hAnsi="Consolas" w:cs="Times New Roman"/>
+          <w:color w:val="000000"/>
+        </w:rPr>
+        <w:t>io.restassured.RestAssured</w:t>
+      </w:r>
+      <w:proofErr w:type="spellEnd"/>
+      <w:r>
+        <w:rPr>
+          <w:rFonts w:ascii="Consolas" w:eastAsia="Times New Roman" w:hAnsi="Consolas" w:cs="Times New Roman"/>
+          <w:color w:val="000000"/>
+        </w:rPr>
+        <w:t>.*;</w:t>
       </w:r>
     </w:p>
     <w:p>
@@ -4108,6 +4876,7 @@
         </w:rPr>
         <w:t xml:space="preserve"> </w:t>
       </w:r>
+      <w:proofErr w:type="spellStart"/>
       <w:r>
         <w:rPr>
           <w:b/>
@@ -4117,6 +4886,7 @@
         </w:rPr>
         <w:t>CustomerApiIntegration</w:t>
       </w:r>
+      <w:proofErr w:type="spellEnd"/>
       <w:r>
         <w:rPr>
           <w:rFonts w:ascii="Consolas" w:eastAsia="Times New Roman" w:hAnsi="Consolas" w:cs="Times New Roman"/>
@@ -4177,7 +4947,27 @@
           <w:bCs/>
           <w:color w:val="000000"/>
         </w:rPr>
-        <w:t xml:space="preserve"> String getCustomers() {</w:t>
+        <w:t xml:space="preserve"> String </w:t>
+      </w:r>
+      <w:proofErr w:type="spellStart"/>
+      <w:r>
+        <w:rPr>
+          <w:rFonts w:ascii="Consolas" w:eastAsia="Times New Roman" w:hAnsi="Consolas" w:cs="Times New Roman"/>
+          <w:b/>
+          <w:bCs/>
+          <w:color w:val="000000"/>
+        </w:rPr>
+        <w:t>getCustomers</w:t>
+      </w:r>
+      <w:proofErr w:type="spellEnd"/>
+      <w:r>
+        <w:rPr>
+          <w:rFonts w:ascii="Consolas" w:eastAsia="Times New Roman" w:hAnsi="Consolas" w:cs="Times New Roman"/>
+          <w:b/>
+          <w:bCs/>
+          <w:color w:val="000000"/>
+        </w:rPr>
+        <w:t>() {</w:t>
       </w:r>
     </w:p>
     <w:p>
@@ -4209,6 +4999,15 @@
           <w:color w:val="000000"/>
         </w:rPr>
         <w:tab/>
+      </w:r>
+      <w:proofErr w:type="spellStart"/>
+      <w:r>
+        <w:rPr>
+          <w:rFonts w:ascii="Consolas" w:eastAsia="Times New Roman" w:hAnsi="Consolas" w:cs="Times New Roman"/>
+          <w:b/>
+          <w:bCs/>
+          <w:color w:val="000000"/>
+        </w:rPr>
         <w:t>RestAssured.</w:t>
       </w:r>
       <w:r>
@@ -4222,6 +5021,7 @@
         </w:rPr>
         <w:t>baseURI</w:t>
       </w:r>
+      <w:proofErr w:type="spellEnd"/>
       <w:r>
         <w:rPr>
           <w:rFonts w:ascii="Consolas" w:eastAsia="Times New Roman" w:hAnsi="Consolas" w:cs="Times New Roman"/>
@@ -4247,7 +5047,25 @@
           <w:bCs/>
           <w:color w:val="2A00FF"/>
         </w:rPr>
-        <w:t>https://mike-jov1.onrender.com</w:t>
+        <w:t>https://</w:t>
+      </w:r>
+      <w:r>
+        <w:rPr>
+          <w:rFonts w:ascii="Consolas" w:eastAsia="Times New Roman" w:hAnsi="Consolas" w:cs="Times New Roman"/>
+          <w:b/>
+          <w:bCs/>
+          <w:color w:val="2A00FF"/>
+        </w:rPr>
+        <w:t>tx100</w:t>
+      </w:r>
+      <w:r>
+        <w:rPr>
+          <w:rFonts w:ascii="Consolas" w:eastAsia="Times New Roman" w:hAnsi="Consolas" w:cs="Times New Roman"/>
+          <w:b/>
+          <w:bCs/>
+          <w:color w:val="2A00FF"/>
+        </w:rPr>
+        <w:t>.onrender.com</w:t>
       </w:r>
       <w:r>
         <w:rPr>
@@ -4317,6 +5135,7 @@
         </w:rPr>
         <w:t xml:space="preserve"> </w:t>
       </w:r>
+      <w:proofErr w:type="spellStart"/>
       <w:r>
         <w:rPr>
           <w:rFonts w:ascii="Consolas" w:eastAsia="Times New Roman" w:hAnsi="Consolas" w:cs="Times New Roman"/>
@@ -4326,6 +5145,7 @@
         </w:rPr>
         <w:t>response</w:t>
       </w:r>
+      <w:proofErr w:type="spellEnd"/>
       <w:r>
         <w:rPr>
           <w:rFonts w:ascii="Consolas" w:eastAsia="Times New Roman" w:hAnsi="Consolas" w:cs="Times New Roman"/>
@@ -4470,7 +5290,27 @@
           <w:bCs/>
           <w:color w:val="2A00FF"/>
         </w:rPr>
-        <w:t>"application/json"</w:t>
+        <w:t>"application/</w:t>
+      </w:r>
+      <w:proofErr w:type="spellStart"/>
+      <w:r>
+        <w:rPr>
+          <w:rFonts w:ascii="Consolas" w:eastAsia="Times New Roman" w:hAnsi="Consolas" w:cs="Times New Roman"/>
+          <w:b/>
+          <w:bCs/>
+          <w:color w:val="2A00FF"/>
+        </w:rPr>
+        <w:t>json</w:t>
+      </w:r>
+      <w:proofErr w:type="spellEnd"/>
+      <w:r>
+        <w:rPr>
+          <w:rFonts w:ascii="Consolas" w:eastAsia="Times New Roman" w:hAnsi="Consolas" w:cs="Times New Roman"/>
+          <w:b/>
+          <w:bCs/>
+          <w:color w:val="2A00FF"/>
+        </w:rPr>
+        <w:t>"</w:t>
       </w:r>
       <w:r>
         <w:rPr>
@@ -4581,7 +5421,27 @@
           <w:color w:val="000000"/>
         </w:rPr>
         <w:tab/>
-        <w:t xml:space="preserve">.then().statusCode(200) </w:t>
+        <w:t>.then().</w:t>
+      </w:r>
+      <w:proofErr w:type="spellStart"/>
+      <w:r>
+        <w:rPr>
+          <w:rFonts w:ascii="Consolas" w:eastAsia="Times New Roman" w:hAnsi="Consolas" w:cs="Times New Roman"/>
+          <w:b/>
+          <w:bCs/>
+          <w:color w:val="000000"/>
+        </w:rPr>
+        <w:t>statusCode</w:t>
+      </w:r>
+      <w:proofErr w:type="spellEnd"/>
+      <w:r>
+        <w:rPr>
+          <w:rFonts w:ascii="Consolas" w:eastAsia="Times New Roman" w:hAnsi="Consolas" w:cs="Times New Roman"/>
+          <w:b/>
+          <w:bCs/>
+          <w:color w:val="000000"/>
+        </w:rPr>
+        <w:t xml:space="preserve">(200) </w:t>
       </w:r>
       <w:r>
         <w:rPr>
@@ -4717,6 +5577,7 @@
         </w:rPr>
         <w:t xml:space="preserve"> </w:t>
       </w:r>
+      <w:proofErr w:type="spellStart"/>
       <w:r>
         <w:rPr>
           <w:rFonts w:ascii="Consolas" w:eastAsia="Times New Roman" w:hAnsi="Consolas" w:cs="Times New Roman"/>
@@ -4733,7 +5594,37 @@
           <w:bCs/>
           <w:color w:val="000000"/>
         </w:rPr>
-        <w:t>.getBody().asPrettyString();</w:t>
+        <w:t>.getBody</w:t>
+      </w:r>
+      <w:proofErr w:type="spellEnd"/>
+      <w:r>
+        <w:rPr>
+          <w:rFonts w:ascii="Consolas" w:eastAsia="Times New Roman" w:hAnsi="Consolas" w:cs="Times New Roman"/>
+          <w:b/>
+          <w:bCs/>
+          <w:color w:val="000000"/>
+        </w:rPr>
+        <w:t>().</w:t>
+      </w:r>
+      <w:proofErr w:type="spellStart"/>
+      <w:r>
+        <w:rPr>
+          <w:rFonts w:ascii="Consolas" w:eastAsia="Times New Roman" w:hAnsi="Consolas" w:cs="Times New Roman"/>
+          <w:b/>
+          <w:bCs/>
+          <w:color w:val="000000"/>
+        </w:rPr>
+        <w:t>asPrettyString</w:t>
+      </w:r>
+      <w:proofErr w:type="spellEnd"/>
+      <w:r>
+        <w:rPr>
+          <w:rFonts w:ascii="Consolas" w:eastAsia="Times New Roman" w:hAnsi="Consolas" w:cs="Times New Roman"/>
+          <w:b/>
+          <w:bCs/>
+          <w:color w:val="000000"/>
+        </w:rPr>
+        <w:t>();</w:t>
       </w:r>
     </w:p>
     <w:p>
@@ -4809,7 +5700,27 @@
           <w:bCs/>
           <w:color w:val="000000"/>
         </w:rPr>
-        <w:t xml:space="preserve"> String getCustomerByID(String </w:t>
+        <w:t xml:space="preserve"> String </w:t>
+      </w:r>
+      <w:proofErr w:type="spellStart"/>
+      <w:r>
+        <w:rPr>
+          <w:rFonts w:ascii="Consolas" w:eastAsia="Times New Roman" w:hAnsi="Consolas" w:cs="Times New Roman"/>
+          <w:b/>
+          <w:bCs/>
+          <w:color w:val="000000"/>
+        </w:rPr>
+        <w:t>getCustomerByID</w:t>
+      </w:r>
+      <w:proofErr w:type="spellEnd"/>
+      <w:r>
+        <w:rPr>
+          <w:rFonts w:ascii="Consolas" w:eastAsia="Times New Roman" w:hAnsi="Consolas" w:cs="Times New Roman"/>
+          <w:b/>
+          <w:bCs/>
+          <w:color w:val="000000"/>
+        </w:rPr>
+        <w:t xml:space="preserve">(String </w:t>
       </w:r>
       <w:r>
         <w:rPr>
@@ -4859,6 +5770,15 @@
           <w:color w:val="000000"/>
         </w:rPr>
         <w:tab/>
+      </w:r>
+      <w:proofErr w:type="spellStart"/>
+      <w:r>
+        <w:rPr>
+          <w:rFonts w:ascii="Consolas" w:eastAsia="Times New Roman" w:hAnsi="Consolas" w:cs="Times New Roman"/>
+          <w:b/>
+          <w:bCs/>
+          <w:color w:val="000000"/>
+        </w:rPr>
         <w:t>RestAssured.</w:t>
       </w:r>
       <w:r>
@@ -4872,6 +5792,7 @@
         </w:rPr>
         <w:t>baseURI</w:t>
       </w:r>
+      <w:proofErr w:type="spellEnd"/>
       <w:r>
         <w:rPr>
           <w:rFonts w:ascii="Consolas" w:eastAsia="Times New Roman" w:hAnsi="Consolas" w:cs="Times New Roman"/>
@@ -4897,7 +5818,25 @@
           <w:bCs/>
           <w:color w:val="2A00FF"/>
         </w:rPr>
-        <w:t>https://mike-jov1.onrender.com</w:t>
+        <w:t>https://</w:t>
+      </w:r>
+      <w:r>
+        <w:rPr>
+          <w:rFonts w:ascii="Consolas" w:eastAsia="Times New Roman" w:hAnsi="Consolas" w:cs="Times New Roman"/>
+          <w:b/>
+          <w:bCs/>
+          <w:color w:val="2A00FF"/>
+        </w:rPr>
+        <w:t>tx100</w:t>
+      </w:r>
+      <w:r>
+        <w:rPr>
+          <w:rFonts w:ascii="Consolas" w:eastAsia="Times New Roman" w:hAnsi="Consolas" w:cs="Times New Roman"/>
+          <w:b/>
+          <w:bCs/>
+          <w:color w:val="2A00FF"/>
+        </w:rPr>
+        <w:t>.onrender.com</w:t>
       </w:r>
       <w:r>
         <w:rPr>
@@ -4967,6 +5906,7 @@
         </w:rPr>
         <w:t xml:space="preserve"> </w:t>
       </w:r>
+      <w:proofErr w:type="spellStart"/>
       <w:r>
         <w:rPr>
           <w:rFonts w:ascii="Consolas" w:eastAsia="Times New Roman" w:hAnsi="Consolas" w:cs="Times New Roman"/>
@@ -4976,6 +5916,7 @@
         </w:rPr>
         <w:t>response</w:t>
       </w:r>
+      <w:proofErr w:type="spellEnd"/>
       <w:r>
         <w:rPr>
           <w:rFonts w:ascii="Consolas" w:eastAsia="Times New Roman" w:hAnsi="Consolas" w:cs="Times New Roman"/>
@@ -5129,7 +6070,27 @@
           <w:bCs/>
           <w:color w:val="2A00FF"/>
         </w:rPr>
-        <w:t>"application/json"</w:t>
+        <w:t>"application/</w:t>
+      </w:r>
+      <w:proofErr w:type="spellStart"/>
+      <w:r>
+        <w:rPr>
+          <w:rFonts w:ascii="Consolas" w:eastAsia="Times New Roman" w:hAnsi="Consolas" w:cs="Times New Roman"/>
+          <w:b/>
+          <w:bCs/>
+          <w:color w:val="2A00FF"/>
+        </w:rPr>
+        <w:t>json</w:t>
+      </w:r>
+      <w:proofErr w:type="spellEnd"/>
+      <w:r>
+        <w:rPr>
+          <w:rFonts w:ascii="Consolas" w:eastAsia="Times New Roman" w:hAnsi="Consolas" w:cs="Times New Roman"/>
+          <w:b/>
+          <w:bCs/>
+          <w:color w:val="2A00FF"/>
+        </w:rPr>
+        <w:t>"</w:t>
       </w:r>
       <w:r>
         <w:rPr>
@@ -5256,7 +6217,27 @@
           <w:color w:val="000000"/>
         </w:rPr>
         <w:tab/>
-        <w:t xml:space="preserve">.then().statusCode(200) </w:t>
+        <w:t>.then().</w:t>
+      </w:r>
+      <w:proofErr w:type="spellStart"/>
+      <w:r>
+        <w:rPr>
+          <w:rFonts w:ascii="Consolas" w:eastAsia="Times New Roman" w:hAnsi="Consolas" w:cs="Times New Roman"/>
+          <w:b/>
+          <w:bCs/>
+          <w:color w:val="000000"/>
+        </w:rPr>
+        <w:t>statusCode</w:t>
+      </w:r>
+      <w:proofErr w:type="spellEnd"/>
+      <w:r>
+        <w:rPr>
+          <w:rFonts w:ascii="Consolas" w:eastAsia="Times New Roman" w:hAnsi="Consolas" w:cs="Times New Roman"/>
+          <w:b/>
+          <w:bCs/>
+          <w:color w:val="000000"/>
+        </w:rPr>
+        <w:t xml:space="preserve">(200) </w:t>
       </w:r>
       <w:r>
         <w:rPr>
@@ -5392,6 +6373,7 @@
         </w:rPr>
         <w:t xml:space="preserve"> </w:t>
       </w:r>
+      <w:proofErr w:type="spellStart"/>
       <w:r>
         <w:rPr>
           <w:rFonts w:ascii="Consolas" w:eastAsia="Times New Roman" w:hAnsi="Consolas" w:cs="Times New Roman"/>
@@ -5408,7 +6390,37 @@
           <w:bCs/>
           <w:color w:val="000000"/>
         </w:rPr>
-        <w:t>.getBody().asPrettyString();</w:t>
+        <w:t>.getBody</w:t>
+      </w:r>
+      <w:proofErr w:type="spellEnd"/>
+      <w:r>
+        <w:rPr>
+          <w:rFonts w:ascii="Consolas" w:eastAsia="Times New Roman" w:hAnsi="Consolas" w:cs="Times New Roman"/>
+          <w:b/>
+          <w:bCs/>
+          <w:color w:val="000000"/>
+        </w:rPr>
+        <w:t>().</w:t>
+      </w:r>
+      <w:proofErr w:type="spellStart"/>
+      <w:r>
+        <w:rPr>
+          <w:rFonts w:ascii="Consolas" w:eastAsia="Times New Roman" w:hAnsi="Consolas" w:cs="Times New Roman"/>
+          <w:b/>
+          <w:bCs/>
+          <w:color w:val="000000"/>
+        </w:rPr>
+        <w:t>asPrettyString</w:t>
+      </w:r>
+      <w:proofErr w:type="spellEnd"/>
+      <w:r>
+        <w:rPr>
+          <w:rFonts w:ascii="Consolas" w:eastAsia="Times New Roman" w:hAnsi="Consolas" w:cs="Times New Roman"/>
+          <w:b/>
+          <w:bCs/>
+          <w:color w:val="000000"/>
+        </w:rPr>
+        <w:t>();</w:t>
       </w:r>
     </w:p>
     <w:p>
@@ -5772,6 +6784,7 @@
       <w:r>
         <w:t xml:space="preserve">Add a new class called </w:t>
       </w:r>
+      <w:proofErr w:type="spellStart"/>
       <w:r>
         <w:rPr>
           <w:b/>
@@ -5779,6 +6792,7 @@
         </w:rPr>
         <w:t>CustomerApiIntegrationTest</w:t>
       </w:r>
+      <w:proofErr w:type="spellEnd"/>
       <w:r>
         <w:t xml:space="preserve"> to </w:t>
       </w:r>
@@ -5855,6 +6869,7 @@
       <w:r>
         <w:t xml:space="preserve">Add the following sample code in the </w:t>
       </w:r>
+      <w:proofErr w:type="spellStart"/>
       <w:r>
         <w:rPr>
           <w:b/>
@@ -5862,6 +6877,7 @@
         </w:rPr>
         <w:t>CustomerApiIntegrationTest</w:t>
       </w:r>
+      <w:proofErr w:type="spellEnd"/>
       <w:r>
         <w:t xml:space="preserve">  file.</w:t>
       </w:r>
@@ -5977,7 +6993,33 @@
           <w:szCs w:val="20"/>
           <w:lang w:eastAsia="en-US"/>
         </w:rPr>
-        <w:t xml:space="preserve"> org.junit.jupiter.api.Assertions.*;</w:t>
+        <w:t xml:space="preserve"> </w:t>
+      </w:r>
+      <w:proofErr w:type="spellStart"/>
+      <w:r>
+        <w:rPr>
+          <w:rFonts w:ascii="Consolas" w:hAnsi="Consolas" w:cs="Consolas"/>
+          <w:b/>
+          <w:bCs/>
+          <w:color w:val="000000"/>
+          <w:sz w:val="20"/>
+          <w:szCs w:val="20"/>
+          <w:lang w:eastAsia="en-US"/>
+        </w:rPr>
+        <w:t>org.junit.jupiter.api.Assertions</w:t>
+      </w:r>
+      <w:proofErr w:type="spellEnd"/>
+      <w:r>
+        <w:rPr>
+          <w:rFonts w:ascii="Consolas" w:hAnsi="Consolas" w:cs="Consolas"/>
+          <w:b/>
+          <w:bCs/>
+          <w:color w:val="000000"/>
+          <w:sz w:val="20"/>
+          <w:szCs w:val="20"/>
+          <w:lang w:eastAsia="en-US"/>
+        </w:rPr>
+        <w:t>.*;</w:t>
       </w:r>
     </w:p>
     <w:p>
@@ -6016,7 +7058,33 @@
           <w:szCs w:val="20"/>
           <w:lang w:eastAsia="en-US"/>
         </w:rPr>
-        <w:t xml:space="preserve"> org.junit.jupiter.api.BeforeEach;</w:t>
+        <w:t xml:space="preserve"> </w:t>
+      </w:r>
+      <w:proofErr w:type="spellStart"/>
+      <w:r>
+        <w:rPr>
+          <w:rFonts w:ascii="Consolas" w:hAnsi="Consolas" w:cs="Consolas"/>
+          <w:b/>
+          <w:bCs/>
+          <w:color w:val="000000"/>
+          <w:sz w:val="20"/>
+          <w:szCs w:val="20"/>
+          <w:lang w:eastAsia="en-US"/>
+        </w:rPr>
+        <w:t>org.junit.jupiter.api.BeforeEach</w:t>
+      </w:r>
+      <w:proofErr w:type="spellEnd"/>
+      <w:r>
+        <w:rPr>
+          <w:rFonts w:ascii="Consolas" w:hAnsi="Consolas" w:cs="Consolas"/>
+          <w:b/>
+          <w:bCs/>
+          <w:color w:val="000000"/>
+          <w:sz w:val="20"/>
+          <w:szCs w:val="20"/>
+          <w:lang w:eastAsia="en-US"/>
+        </w:rPr>
+        <w:t>;</w:t>
       </w:r>
     </w:p>
     <w:p>
@@ -6055,7 +7123,33 @@
           <w:szCs w:val="20"/>
           <w:lang w:eastAsia="en-US"/>
         </w:rPr>
-        <w:t xml:space="preserve"> org.junit.jupiter.api.Test;</w:t>
+        <w:t xml:space="preserve"> </w:t>
+      </w:r>
+      <w:proofErr w:type="spellStart"/>
+      <w:r>
+        <w:rPr>
+          <w:rFonts w:ascii="Consolas" w:hAnsi="Consolas" w:cs="Consolas"/>
+          <w:b/>
+          <w:bCs/>
+          <w:color w:val="000000"/>
+          <w:sz w:val="20"/>
+          <w:szCs w:val="20"/>
+          <w:lang w:eastAsia="en-US"/>
+        </w:rPr>
+        <w:t>org.junit.jupiter.api.Test</w:t>
+      </w:r>
+      <w:proofErr w:type="spellEnd"/>
+      <w:r>
+        <w:rPr>
+          <w:rFonts w:ascii="Consolas" w:hAnsi="Consolas" w:cs="Consolas"/>
+          <w:b/>
+          <w:bCs/>
+          <w:color w:val="000000"/>
+          <w:sz w:val="20"/>
+          <w:szCs w:val="20"/>
+          <w:lang w:eastAsia="en-US"/>
+        </w:rPr>
+        <w:t>;</w:t>
       </w:r>
     </w:p>
     <w:p>
@@ -6117,6 +7211,7 @@
         </w:rPr>
         <w:t xml:space="preserve"> </w:t>
       </w:r>
+      <w:proofErr w:type="spellStart"/>
       <w:r>
         <w:rPr>
           <w:rFonts w:ascii="Consolas" w:hAnsi="Consolas" w:cs="Consolas"/>
@@ -6129,6 +7224,7 @@
         </w:rPr>
         <w:t>CustomerApiIntegrationTest</w:t>
       </w:r>
+      <w:proofErr w:type="spellEnd"/>
     </w:p>
     <w:p>
       <w:pPr>
@@ -6241,7 +7337,33 @@
           <w:szCs w:val="20"/>
           <w:lang w:eastAsia="en-US"/>
         </w:rPr>
-        <w:t xml:space="preserve"> testFetchCustomerByID()</w:t>
+        <w:t xml:space="preserve"> </w:t>
+      </w:r>
+      <w:proofErr w:type="spellStart"/>
+      <w:r>
+        <w:rPr>
+          <w:rFonts w:ascii="Consolas" w:hAnsi="Consolas" w:cs="Consolas"/>
+          <w:b/>
+          <w:bCs/>
+          <w:color w:val="000000"/>
+          <w:sz w:val="20"/>
+          <w:szCs w:val="20"/>
+          <w:lang w:eastAsia="en-US"/>
+        </w:rPr>
+        <w:t>testFetchCustomerByID</w:t>
+      </w:r>
+      <w:proofErr w:type="spellEnd"/>
+      <w:r>
+        <w:rPr>
+          <w:rFonts w:ascii="Consolas" w:hAnsi="Consolas" w:cs="Consolas"/>
+          <w:b/>
+          <w:bCs/>
+          <w:color w:val="000000"/>
+          <w:sz w:val="20"/>
+          <w:szCs w:val="20"/>
+          <w:lang w:eastAsia="en-US"/>
+        </w:rPr>
+        <w:t>()</w:t>
       </w:r>
     </w:p>
     <w:p>
@@ -6301,7 +7423,59 @@
           <w:szCs w:val="20"/>
           <w:lang w:eastAsia="en-US"/>
         </w:rPr>
-        <w:t xml:space="preserve">        UserService userService = </w:t>
+        <w:t xml:space="preserve">        </w:t>
+      </w:r>
+      <w:proofErr w:type="spellStart"/>
+      <w:r>
+        <w:rPr>
+          <w:rFonts w:ascii="Consolas" w:hAnsi="Consolas" w:cs="Consolas"/>
+          <w:b/>
+          <w:bCs/>
+          <w:color w:val="000000"/>
+          <w:sz w:val="20"/>
+          <w:szCs w:val="20"/>
+          <w:lang w:eastAsia="en-US"/>
+        </w:rPr>
+        <w:t>UserService</w:t>
+      </w:r>
+      <w:proofErr w:type="spellEnd"/>
+      <w:r>
+        <w:rPr>
+          <w:rFonts w:ascii="Consolas" w:hAnsi="Consolas" w:cs="Consolas"/>
+          <w:b/>
+          <w:bCs/>
+          <w:color w:val="000000"/>
+          <w:sz w:val="20"/>
+          <w:szCs w:val="20"/>
+          <w:lang w:eastAsia="en-US"/>
+        </w:rPr>
+        <w:t xml:space="preserve"> </w:t>
+      </w:r>
+      <w:proofErr w:type="spellStart"/>
+      <w:r>
+        <w:rPr>
+          <w:rFonts w:ascii="Consolas" w:hAnsi="Consolas" w:cs="Consolas"/>
+          <w:b/>
+          <w:bCs/>
+          <w:color w:val="000000"/>
+          <w:sz w:val="20"/>
+          <w:szCs w:val="20"/>
+          <w:lang w:eastAsia="en-US"/>
+        </w:rPr>
+        <w:t>userService</w:t>
+      </w:r>
+      <w:proofErr w:type="spellEnd"/>
+      <w:r>
+        <w:rPr>
+          <w:rFonts w:ascii="Consolas" w:hAnsi="Consolas" w:cs="Consolas"/>
+          <w:b/>
+          <w:bCs/>
+          <w:color w:val="000000"/>
+          <w:sz w:val="20"/>
+          <w:szCs w:val="20"/>
+          <w:lang w:eastAsia="en-US"/>
+        </w:rPr>
+        <w:t xml:space="preserve"> = </w:t>
       </w:r>
       <w:r>
         <w:rPr>
@@ -6325,7 +7499,33 @@
           <w:szCs w:val="20"/>
           <w:lang w:eastAsia="en-US"/>
         </w:rPr>
-        <w:t xml:space="preserve"> UserService();</w:t>
+        <w:t xml:space="preserve"> </w:t>
+      </w:r>
+      <w:proofErr w:type="spellStart"/>
+      <w:r>
+        <w:rPr>
+          <w:rFonts w:ascii="Consolas" w:hAnsi="Consolas" w:cs="Consolas"/>
+          <w:b/>
+          <w:bCs/>
+          <w:color w:val="000000"/>
+          <w:sz w:val="20"/>
+          <w:szCs w:val="20"/>
+          <w:lang w:eastAsia="en-US"/>
+        </w:rPr>
+        <w:t>UserService</w:t>
+      </w:r>
+      <w:proofErr w:type="spellEnd"/>
+      <w:r>
+        <w:rPr>
+          <w:rFonts w:ascii="Consolas" w:hAnsi="Consolas" w:cs="Consolas"/>
+          <w:b/>
+          <w:bCs/>
+          <w:color w:val="000000"/>
+          <w:sz w:val="20"/>
+          <w:szCs w:val="20"/>
+          <w:lang w:eastAsia="en-US"/>
+        </w:rPr>
+        <w:t>();</w:t>
       </w:r>
     </w:p>
     <w:p>
@@ -6355,7 +7555,33 @@
           <w:szCs w:val="20"/>
           <w:lang w:eastAsia="en-US"/>
         </w:rPr>
-        <w:t xml:space="preserve">        String result = userService.getCustomerByID(</w:t>
+        <w:t xml:space="preserve">        String result = </w:t>
+      </w:r>
+      <w:proofErr w:type="spellStart"/>
+      <w:r>
+        <w:rPr>
+          <w:rFonts w:ascii="Consolas" w:hAnsi="Consolas" w:cs="Consolas"/>
+          <w:b/>
+          <w:bCs/>
+          <w:color w:val="000000"/>
+          <w:sz w:val="20"/>
+          <w:szCs w:val="20"/>
+          <w:lang w:eastAsia="en-US"/>
+        </w:rPr>
+        <w:t>userService.getCustomerByID</w:t>
+      </w:r>
+      <w:proofErr w:type="spellEnd"/>
+      <w:r>
+        <w:rPr>
+          <w:rFonts w:ascii="Consolas" w:hAnsi="Consolas" w:cs="Consolas"/>
+          <w:b/>
+          <w:bCs/>
+          <w:color w:val="000000"/>
+          <w:sz w:val="20"/>
+          <w:szCs w:val="20"/>
+          <w:lang w:eastAsia="en-US"/>
+        </w:rPr>
+        <w:t>(</w:t>
       </w:r>
       <w:r>
         <w:rPr>
@@ -6409,7 +7635,59 @@
           <w:szCs w:val="20"/>
           <w:lang w:eastAsia="en-US"/>
         </w:rPr>
-        <w:t xml:space="preserve">        assertTrue(result.contains(</w:t>
+        <w:t xml:space="preserve">        </w:t>
+      </w:r>
+      <w:proofErr w:type="spellStart"/>
+      <w:r>
+        <w:rPr>
+          <w:rFonts w:ascii="Consolas" w:hAnsi="Consolas" w:cs="Consolas"/>
+          <w:b/>
+          <w:bCs/>
+          <w:color w:val="000000"/>
+          <w:sz w:val="20"/>
+          <w:szCs w:val="20"/>
+          <w:lang w:eastAsia="en-US"/>
+        </w:rPr>
+        <w:t>assertTrue</w:t>
+      </w:r>
+      <w:proofErr w:type="spellEnd"/>
+      <w:r>
+        <w:rPr>
+          <w:rFonts w:ascii="Consolas" w:hAnsi="Consolas" w:cs="Consolas"/>
+          <w:b/>
+          <w:bCs/>
+          <w:color w:val="000000"/>
+          <w:sz w:val="20"/>
+          <w:szCs w:val="20"/>
+          <w:lang w:eastAsia="en-US"/>
+        </w:rPr>
+        <w:t>(</w:t>
+      </w:r>
+      <w:proofErr w:type="spellStart"/>
+      <w:r>
+        <w:rPr>
+          <w:rFonts w:ascii="Consolas" w:hAnsi="Consolas" w:cs="Consolas"/>
+          <w:b/>
+          <w:bCs/>
+          <w:color w:val="000000"/>
+          <w:sz w:val="20"/>
+          <w:szCs w:val="20"/>
+          <w:lang w:eastAsia="en-US"/>
+        </w:rPr>
+        <w:t>result.contains</w:t>
+      </w:r>
+      <w:proofErr w:type="spellEnd"/>
+      <w:r>
+        <w:rPr>
+          <w:rFonts w:ascii="Consolas" w:hAnsi="Consolas" w:cs="Consolas"/>
+          <w:b/>
+          <w:bCs/>
+          <w:color w:val="000000"/>
+          <w:sz w:val="20"/>
+          <w:szCs w:val="20"/>
+          <w:lang w:eastAsia="en-US"/>
+        </w:rPr>
+        <w:t>(</w:t>
       </w:r>
       <w:r>
         <w:rPr>
@@ -6421,7 +7699,33 @@
           <w:szCs w:val="20"/>
           <w:lang w:eastAsia="en-US"/>
         </w:rPr>
-        <w:t>"Alfreds Futterkiste"</w:t>
+        <w:t xml:space="preserve">"Alfreds </w:t>
+      </w:r>
+      <w:proofErr w:type="spellStart"/>
+      <w:r>
+        <w:rPr>
+          <w:rFonts w:ascii="Consolas" w:hAnsi="Consolas" w:cs="Consolas"/>
+          <w:b/>
+          <w:bCs/>
+          <w:color w:val="A31515"/>
+          <w:sz w:val="20"/>
+          <w:szCs w:val="20"/>
+          <w:lang w:eastAsia="en-US"/>
+        </w:rPr>
+        <w:t>Futterkiste</w:t>
+      </w:r>
+      <w:proofErr w:type="spellEnd"/>
+      <w:r>
+        <w:rPr>
+          <w:rFonts w:ascii="Consolas" w:hAnsi="Consolas" w:cs="Consolas"/>
+          <w:b/>
+          <w:bCs/>
+          <w:color w:val="A31515"/>
+          <w:sz w:val="20"/>
+          <w:szCs w:val="20"/>
+          <w:lang w:eastAsia="en-US"/>
+        </w:rPr>
+        <w:t>"</w:t>
       </w:r>
       <w:r>
         <w:rPr>
@@ -6565,7 +7869,33 @@
           <w:szCs w:val="20"/>
           <w:lang w:eastAsia="en-US"/>
         </w:rPr>
-        <w:t xml:space="preserve"> testFetchCustomers()</w:t>
+        <w:t xml:space="preserve"> </w:t>
+      </w:r>
+      <w:proofErr w:type="spellStart"/>
+      <w:r>
+        <w:rPr>
+          <w:rFonts w:ascii="Consolas" w:hAnsi="Consolas" w:cs="Consolas"/>
+          <w:b/>
+          <w:bCs/>
+          <w:color w:val="000000"/>
+          <w:sz w:val="20"/>
+          <w:szCs w:val="20"/>
+          <w:lang w:eastAsia="en-US"/>
+        </w:rPr>
+        <w:t>testFetchCustomers</w:t>
+      </w:r>
+      <w:proofErr w:type="spellEnd"/>
+      <w:r>
+        <w:rPr>
+          <w:rFonts w:ascii="Consolas" w:hAnsi="Consolas" w:cs="Consolas"/>
+          <w:b/>
+          <w:bCs/>
+          <w:color w:val="000000"/>
+          <w:sz w:val="20"/>
+          <w:szCs w:val="20"/>
+          <w:lang w:eastAsia="en-US"/>
+        </w:rPr>
+        <w:t>()</w:t>
       </w:r>
     </w:p>
     <w:p>
@@ -6625,7 +7955,59 @@
           <w:szCs w:val="20"/>
           <w:lang w:eastAsia="en-US"/>
         </w:rPr>
-        <w:t xml:space="preserve">        UserService userService = </w:t>
+        <w:t xml:space="preserve">        </w:t>
+      </w:r>
+      <w:proofErr w:type="spellStart"/>
+      <w:r>
+        <w:rPr>
+          <w:rFonts w:ascii="Consolas" w:hAnsi="Consolas" w:cs="Consolas"/>
+          <w:b/>
+          <w:bCs/>
+          <w:color w:val="000000"/>
+          <w:sz w:val="20"/>
+          <w:szCs w:val="20"/>
+          <w:lang w:eastAsia="en-US"/>
+        </w:rPr>
+        <w:t>UserService</w:t>
+      </w:r>
+      <w:proofErr w:type="spellEnd"/>
+      <w:r>
+        <w:rPr>
+          <w:rFonts w:ascii="Consolas" w:hAnsi="Consolas" w:cs="Consolas"/>
+          <w:b/>
+          <w:bCs/>
+          <w:color w:val="000000"/>
+          <w:sz w:val="20"/>
+          <w:szCs w:val="20"/>
+          <w:lang w:eastAsia="en-US"/>
+        </w:rPr>
+        <w:t xml:space="preserve"> </w:t>
+      </w:r>
+      <w:proofErr w:type="spellStart"/>
+      <w:r>
+        <w:rPr>
+          <w:rFonts w:ascii="Consolas" w:hAnsi="Consolas" w:cs="Consolas"/>
+          <w:b/>
+          <w:bCs/>
+          <w:color w:val="000000"/>
+          <w:sz w:val="20"/>
+          <w:szCs w:val="20"/>
+          <w:lang w:eastAsia="en-US"/>
+        </w:rPr>
+        <w:t>userService</w:t>
+      </w:r>
+      <w:proofErr w:type="spellEnd"/>
+      <w:r>
+        <w:rPr>
+          <w:rFonts w:ascii="Consolas" w:hAnsi="Consolas" w:cs="Consolas"/>
+          <w:b/>
+          <w:bCs/>
+          <w:color w:val="000000"/>
+          <w:sz w:val="20"/>
+          <w:szCs w:val="20"/>
+          <w:lang w:eastAsia="en-US"/>
+        </w:rPr>
+        <w:t xml:space="preserve"> = </w:t>
       </w:r>
       <w:r>
         <w:rPr>
@@ -6649,7 +8031,33 @@
           <w:szCs w:val="20"/>
           <w:lang w:eastAsia="en-US"/>
         </w:rPr>
-        <w:t xml:space="preserve"> UserService();</w:t>
+        <w:t xml:space="preserve"> </w:t>
+      </w:r>
+      <w:proofErr w:type="spellStart"/>
+      <w:r>
+        <w:rPr>
+          <w:rFonts w:ascii="Consolas" w:hAnsi="Consolas" w:cs="Consolas"/>
+          <w:b/>
+          <w:bCs/>
+          <w:color w:val="000000"/>
+          <w:sz w:val="20"/>
+          <w:szCs w:val="20"/>
+          <w:lang w:eastAsia="en-US"/>
+        </w:rPr>
+        <w:t>UserService</w:t>
+      </w:r>
+      <w:proofErr w:type="spellEnd"/>
+      <w:r>
+        <w:rPr>
+          <w:rFonts w:ascii="Consolas" w:hAnsi="Consolas" w:cs="Consolas"/>
+          <w:b/>
+          <w:bCs/>
+          <w:color w:val="000000"/>
+          <w:sz w:val="20"/>
+          <w:szCs w:val="20"/>
+          <w:lang w:eastAsia="en-US"/>
+        </w:rPr>
+        <w:t>();</w:t>
       </w:r>
     </w:p>
     <w:p>
@@ -6679,7 +8087,33 @@
           <w:szCs w:val="20"/>
           <w:lang w:eastAsia="en-US"/>
         </w:rPr>
-        <w:t xml:space="preserve">        String result = userService.getCustomers();</w:t>
+        <w:t xml:space="preserve">        String result = </w:t>
+      </w:r>
+      <w:proofErr w:type="spellStart"/>
+      <w:r>
+        <w:rPr>
+          <w:rFonts w:ascii="Consolas" w:hAnsi="Consolas" w:cs="Consolas"/>
+          <w:b/>
+          <w:bCs/>
+          <w:color w:val="000000"/>
+          <w:sz w:val="20"/>
+          <w:szCs w:val="20"/>
+          <w:lang w:eastAsia="en-US"/>
+        </w:rPr>
+        <w:t>userService.getCustomers</w:t>
+      </w:r>
+      <w:proofErr w:type="spellEnd"/>
+      <w:r>
+        <w:rPr>
+          <w:rFonts w:ascii="Consolas" w:hAnsi="Consolas" w:cs="Consolas"/>
+          <w:b/>
+          <w:bCs/>
+          <w:color w:val="000000"/>
+          <w:sz w:val="20"/>
+          <w:szCs w:val="20"/>
+          <w:lang w:eastAsia="en-US"/>
+        </w:rPr>
+        <w:t>();</w:t>
       </w:r>
     </w:p>
     <w:p>
@@ -6709,7 +8143,59 @@
           <w:szCs w:val="20"/>
           <w:lang w:eastAsia="en-US"/>
         </w:rPr>
-        <w:t xml:space="preserve">        assertTrue(result.contains(</w:t>
+        <w:t xml:space="preserve">        </w:t>
+      </w:r>
+      <w:proofErr w:type="spellStart"/>
+      <w:r>
+        <w:rPr>
+          <w:rFonts w:ascii="Consolas" w:hAnsi="Consolas" w:cs="Consolas"/>
+          <w:b/>
+          <w:bCs/>
+          <w:color w:val="000000"/>
+          <w:sz w:val="20"/>
+          <w:szCs w:val="20"/>
+          <w:lang w:eastAsia="en-US"/>
+        </w:rPr>
+        <w:t>assertTrue</w:t>
+      </w:r>
+      <w:proofErr w:type="spellEnd"/>
+      <w:r>
+        <w:rPr>
+          <w:rFonts w:ascii="Consolas" w:hAnsi="Consolas" w:cs="Consolas"/>
+          <w:b/>
+          <w:bCs/>
+          <w:color w:val="000000"/>
+          <w:sz w:val="20"/>
+          <w:szCs w:val="20"/>
+          <w:lang w:eastAsia="en-US"/>
+        </w:rPr>
+        <w:t>(</w:t>
+      </w:r>
+      <w:proofErr w:type="spellStart"/>
+      <w:r>
+        <w:rPr>
+          <w:rFonts w:ascii="Consolas" w:hAnsi="Consolas" w:cs="Consolas"/>
+          <w:b/>
+          <w:bCs/>
+          <w:color w:val="000000"/>
+          <w:sz w:val="20"/>
+          <w:szCs w:val="20"/>
+          <w:lang w:eastAsia="en-US"/>
+        </w:rPr>
+        <w:t>result.contains</w:t>
+      </w:r>
+      <w:proofErr w:type="spellEnd"/>
+      <w:r>
+        <w:rPr>
+          <w:rFonts w:ascii="Consolas" w:hAnsi="Consolas" w:cs="Consolas"/>
+          <w:b/>
+          <w:bCs/>
+          <w:color w:val="000000"/>
+          <w:sz w:val="20"/>
+          <w:szCs w:val="20"/>
+          <w:lang w:eastAsia="en-US"/>
+        </w:rPr>
+        <w:t>(</w:t>
       </w:r>
       <w:r>
         <w:rPr>
@@ -6721,7 +8207,33 @@
           <w:szCs w:val="20"/>
           <w:lang w:eastAsia="en-US"/>
         </w:rPr>
-        <w:t>"Alfreds Futterkiste"</w:t>
+        <w:t xml:space="preserve">"Alfreds </w:t>
+      </w:r>
+      <w:proofErr w:type="spellStart"/>
+      <w:r>
+        <w:rPr>
+          <w:rFonts w:ascii="Consolas" w:hAnsi="Consolas" w:cs="Consolas"/>
+          <w:b/>
+          <w:bCs/>
+          <w:color w:val="A31515"/>
+          <w:sz w:val="20"/>
+          <w:szCs w:val="20"/>
+          <w:lang w:eastAsia="en-US"/>
+        </w:rPr>
+        <w:t>Futterkiste</w:t>
+      </w:r>
+      <w:proofErr w:type="spellEnd"/>
+      <w:r>
+        <w:rPr>
+          <w:rFonts w:ascii="Consolas" w:hAnsi="Consolas" w:cs="Consolas"/>
+          <w:b/>
+          <w:bCs/>
+          <w:color w:val="A31515"/>
+          <w:sz w:val="20"/>
+          <w:szCs w:val="20"/>
+          <w:lang w:eastAsia="en-US"/>
+        </w:rPr>
+        <w:t>"</w:t>
       </w:r>
       <w:r>
         <w:rPr>
@@ -6847,6 +8359,7 @@
       <w:r>
         <w:t xml:space="preserve">Save all files and run the </w:t>
       </w:r>
+      <w:proofErr w:type="spellStart"/>
       <w:r>
         <w:rPr>
           <w:b/>
@@ -6854,6 +8367,7 @@
         </w:rPr>
         <w:t>CustomerApiIntegrationTest</w:t>
       </w:r>
+      <w:proofErr w:type="spellEnd"/>
       <w:r>
         <w:t xml:space="preserve"> class as a JUnit test case. </w:t>
       </w:r>
@@ -6912,8 +8426,16 @@
           <w:lang w:eastAsia="en-US"/>
         </w:rPr>
         <w:lastRenderedPageBreak/>
-        <w:t>Starter code for UserService</w:t>
-      </w:r>
+        <w:t xml:space="preserve">Starter code for </w:t>
+      </w:r>
+      <w:proofErr w:type="spellStart"/>
+      <w:r>
+        <w:rPr>
+          <w:lang w:eastAsia="en-US"/>
+        </w:rPr>
+        <w:t>UserService</w:t>
+      </w:r>
+      <w:proofErr w:type="spellEnd"/>
     </w:p>
     <w:p>
       <w:pPr>
@@ -6949,7 +8471,29 @@
           <w:szCs w:val="19"/>
           <w:lang w:eastAsia="en-US"/>
         </w:rPr>
-        <w:t xml:space="preserve"> java.util.HashMap;</w:t>
+        <w:t xml:space="preserve"> </w:t>
+      </w:r>
+      <w:proofErr w:type="spellStart"/>
+      <w:r>
+        <w:rPr>
+          <w:rFonts w:ascii="Consolas" w:hAnsi="Consolas" w:cs="Consolas"/>
+          <w:color w:val="000000"/>
+          <w:sz w:val="19"/>
+          <w:szCs w:val="19"/>
+          <w:lang w:eastAsia="en-US"/>
+        </w:rPr>
+        <w:t>java.util.HashMap</w:t>
+      </w:r>
+      <w:proofErr w:type="spellEnd"/>
+      <w:r>
+        <w:rPr>
+          <w:rFonts w:ascii="Consolas" w:hAnsi="Consolas" w:cs="Consolas"/>
+          <w:color w:val="000000"/>
+          <w:sz w:val="19"/>
+          <w:szCs w:val="19"/>
+          <w:lang w:eastAsia="en-US"/>
+        </w:rPr>
+        <w:t>;</w:t>
       </w:r>
     </w:p>
     <w:p>
@@ -6986,7 +8530,29 @@
           <w:szCs w:val="19"/>
           <w:lang w:eastAsia="en-US"/>
         </w:rPr>
-        <w:t xml:space="preserve"> java.util.Map;</w:t>
+        <w:t xml:space="preserve"> </w:t>
+      </w:r>
+      <w:proofErr w:type="spellStart"/>
+      <w:r>
+        <w:rPr>
+          <w:rFonts w:ascii="Consolas" w:hAnsi="Consolas" w:cs="Consolas"/>
+          <w:color w:val="000000"/>
+          <w:sz w:val="19"/>
+          <w:szCs w:val="19"/>
+          <w:lang w:eastAsia="en-US"/>
+        </w:rPr>
+        <w:t>java.util.Map</w:t>
+      </w:r>
+      <w:proofErr w:type="spellEnd"/>
+      <w:r>
+        <w:rPr>
+          <w:rFonts w:ascii="Consolas" w:hAnsi="Consolas" w:cs="Consolas"/>
+          <w:color w:val="000000"/>
+          <w:sz w:val="19"/>
+          <w:szCs w:val="19"/>
+          <w:lang w:eastAsia="en-US"/>
+        </w:rPr>
+        <w:t>;</w:t>
       </w:r>
     </w:p>
     <w:p>
@@ -7068,6 +8634,7 @@
         </w:rPr>
         <w:t xml:space="preserve"> </w:t>
       </w:r>
+      <w:proofErr w:type="spellStart"/>
       <w:r>
         <w:rPr>
           <w:rFonts w:ascii="Consolas" w:hAnsi="Consolas" w:cs="Consolas"/>
@@ -7080,6 +8647,7 @@
         </w:rPr>
         <w:t>UserService</w:t>
       </w:r>
+      <w:proofErr w:type="spellEnd"/>
     </w:p>
     <w:p>
       <w:pPr>
@@ -7260,7 +8828,33 @@
           <w:szCs w:val="19"/>
           <w:lang w:eastAsia="en-US"/>
         </w:rPr>
-        <w:t xml:space="preserve"> registerUser(String username, String password, String role)</w:t>
+        <w:t xml:space="preserve"> </w:t>
+      </w:r>
+      <w:proofErr w:type="spellStart"/>
+      <w:r>
+        <w:rPr>
+          <w:rFonts w:ascii="Consolas" w:hAnsi="Consolas" w:cs="Consolas"/>
+          <w:b/>
+          <w:bCs/>
+          <w:color w:val="000000"/>
+          <w:sz w:val="19"/>
+          <w:szCs w:val="19"/>
+          <w:lang w:eastAsia="en-US"/>
+        </w:rPr>
+        <w:t>registerUser</w:t>
+      </w:r>
+      <w:proofErr w:type="spellEnd"/>
+      <w:r>
+        <w:rPr>
+          <w:rFonts w:ascii="Consolas" w:hAnsi="Consolas" w:cs="Consolas"/>
+          <w:b/>
+          <w:bCs/>
+          <w:color w:val="000000"/>
+          <w:sz w:val="19"/>
+          <w:szCs w:val="19"/>
+          <w:lang w:eastAsia="en-US"/>
+        </w:rPr>
+        <w:t>(String username, String password, String role)</w:t>
       </w:r>
     </w:p>
     <w:p>
@@ -7322,6 +8916,7 @@
         </w:rPr>
         <w:t xml:space="preserve"> throw </w:t>
       </w:r>
+      <w:proofErr w:type="spellStart"/>
       <w:r>
         <w:rPr>
           <w:rFonts w:ascii="Consolas" w:hAnsi="Consolas" w:cs="Consolas"/>
@@ -7330,7 +8925,18 @@
           <w:szCs w:val="19"/>
           <w:lang w:eastAsia="en-US"/>
         </w:rPr>
-        <w:t xml:space="preserve">IllegalArgumentException </w:t>
+        <w:t>IllegalArgumentException</w:t>
+      </w:r>
+      <w:proofErr w:type="spellEnd"/>
+      <w:r>
+        <w:rPr>
+          <w:rFonts w:ascii="Consolas" w:hAnsi="Consolas" w:cs="Consolas"/>
+          <w:color w:val="77206D" w:themeColor="accent5" w:themeShade="BF"/>
+          <w:sz w:val="19"/>
+          <w:szCs w:val="19"/>
+          <w:lang w:eastAsia="en-US"/>
+        </w:rPr>
+        <w:t xml:space="preserve"> </w:t>
       </w:r>
       <w:r>
         <w:rPr>
@@ -7732,17 +9338,31 @@
         </w:rPr>
         <w:tab/>
       </w:r>
-      <w:r>
-        <w:rPr>
-          <w:rFonts w:ascii="Consolas" w:hAnsi="Consolas" w:cs="Consolas"/>
-          <w:b/>
-          <w:bCs/>
-          <w:color w:val="000000"/>
-          <w:sz w:val="19"/>
-          <w:szCs w:val="19"/>
-          <w:lang w:eastAsia="en-US"/>
-        </w:rPr>
-        <w:t xml:space="preserve">users.put(username, </w:t>
+      <w:proofErr w:type="spellStart"/>
+      <w:r>
+        <w:rPr>
+          <w:rFonts w:ascii="Consolas" w:hAnsi="Consolas" w:cs="Consolas"/>
+          <w:b/>
+          <w:bCs/>
+          <w:color w:val="000000"/>
+          <w:sz w:val="19"/>
+          <w:szCs w:val="19"/>
+          <w:lang w:eastAsia="en-US"/>
+        </w:rPr>
+        <w:t>users.put</w:t>
+      </w:r>
+      <w:proofErr w:type="spellEnd"/>
+      <w:r>
+        <w:rPr>
+          <w:rFonts w:ascii="Consolas" w:hAnsi="Consolas" w:cs="Consolas"/>
+          <w:b/>
+          <w:bCs/>
+          <w:color w:val="000000"/>
+          <w:sz w:val="19"/>
+          <w:szCs w:val="19"/>
+          <w:lang w:eastAsia="en-US"/>
+        </w:rPr>
+        <w:t xml:space="preserve">(username, </w:t>
       </w:r>
       <w:r>
         <w:rPr>
@@ -7929,7 +9549,59 @@
           <w:szCs w:val="19"/>
           <w:lang w:eastAsia="en-US"/>
         </w:rPr>
-        <w:t xml:space="preserve"> boolean loginUser(String username, String password)</w:t>
+        <w:t xml:space="preserve"> </w:t>
+      </w:r>
+      <w:proofErr w:type="spellStart"/>
+      <w:r>
+        <w:rPr>
+          <w:rFonts w:ascii="Consolas" w:hAnsi="Consolas" w:cs="Consolas"/>
+          <w:b/>
+          <w:bCs/>
+          <w:color w:val="000000"/>
+          <w:sz w:val="19"/>
+          <w:szCs w:val="19"/>
+          <w:lang w:eastAsia="en-US"/>
+        </w:rPr>
+        <w:t>boolean</w:t>
+      </w:r>
+      <w:proofErr w:type="spellEnd"/>
+      <w:r>
+        <w:rPr>
+          <w:rFonts w:ascii="Consolas" w:hAnsi="Consolas" w:cs="Consolas"/>
+          <w:b/>
+          <w:bCs/>
+          <w:color w:val="000000"/>
+          <w:sz w:val="19"/>
+          <w:szCs w:val="19"/>
+          <w:lang w:eastAsia="en-US"/>
+        </w:rPr>
+        <w:t xml:space="preserve"> </w:t>
+      </w:r>
+      <w:proofErr w:type="spellStart"/>
+      <w:r>
+        <w:rPr>
+          <w:rFonts w:ascii="Consolas" w:hAnsi="Consolas" w:cs="Consolas"/>
+          <w:b/>
+          <w:bCs/>
+          <w:color w:val="000000"/>
+          <w:sz w:val="19"/>
+          <w:szCs w:val="19"/>
+          <w:lang w:eastAsia="en-US"/>
+        </w:rPr>
+        <w:t>loginUser</w:t>
+      </w:r>
+      <w:proofErr w:type="spellEnd"/>
+      <w:r>
+        <w:rPr>
+          <w:rFonts w:ascii="Consolas" w:hAnsi="Consolas" w:cs="Consolas"/>
+          <w:b/>
+          <w:bCs/>
+          <w:color w:val="000000"/>
+          <w:sz w:val="19"/>
+          <w:szCs w:val="19"/>
+          <w:lang w:eastAsia="en-US"/>
+        </w:rPr>
+        <w:t>(String username, String password)</w:t>
       </w:r>
     </w:p>
     <w:p>
@@ -7994,6 +9666,7 @@
         </w:rPr>
         <w:t xml:space="preserve"> throw </w:t>
       </w:r>
+      <w:proofErr w:type="spellStart"/>
       <w:r>
         <w:rPr>
           <w:rFonts w:ascii="Consolas" w:hAnsi="Consolas" w:cs="Consolas"/>
@@ -8002,7 +9675,18 @@
           <w:szCs w:val="19"/>
           <w:lang w:eastAsia="en-US"/>
         </w:rPr>
-        <w:t xml:space="preserve">IllegalArgumentException </w:t>
+        <w:t>IllegalArgumentException</w:t>
+      </w:r>
+      <w:proofErr w:type="spellEnd"/>
+      <w:r>
+        <w:rPr>
+          <w:rFonts w:ascii="Consolas" w:hAnsi="Consolas" w:cs="Consolas"/>
+          <w:color w:val="77206D" w:themeColor="accent5" w:themeShade="BF"/>
+          <w:sz w:val="19"/>
+          <w:szCs w:val="19"/>
+          <w:lang w:eastAsia="en-US"/>
+        </w:rPr>
+        <w:t xml:space="preserve"> </w:t>
       </w:r>
       <w:r>
         <w:rPr>
@@ -8193,6 +9877,7 @@
         <w:tab/>
         <w:t xml:space="preserve">throw </w:t>
       </w:r>
+      <w:proofErr w:type="spellStart"/>
       <w:r>
         <w:rPr>
           <w:rFonts w:ascii="Consolas" w:hAnsi="Consolas" w:cs="Consolas"/>
@@ -8201,7 +9886,18 @@
           <w:szCs w:val="19"/>
           <w:lang w:eastAsia="en-US"/>
         </w:rPr>
-        <w:t xml:space="preserve">IllegalArgumentException </w:t>
+        <w:t>IllegalArgumentException</w:t>
+      </w:r>
+      <w:proofErr w:type="spellEnd"/>
+      <w:r>
+        <w:rPr>
+          <w:rFonts w:ascii="Consolas" w:hAnsi="Consolas" w:cs="Consolas"/>
+          <w:color w:val="77206D" w:themeColor="accent5" w:themeShade="BF"/>
+          <w:sz w:val="19"/>
+          <w:szCs w:val="19"/>
+          <w:lang w:eastAsia="en-US"/>
+        </w:rPr>
+        <w:t xml:space="preserve"> </w:t>
       </w:r>
       <w:r>
         <w:rPr>
@@ -8397,7 +10093,85 @@
           <w:szCs w:val="19"/>
           <w:lang w:eastAsia="en-US"/>
         </w:rPr>
-        <w:t xml:space="preserve"> boolean hasAccess(String username, String requiredRole)</w:t>
+        <w:t xml:space="preserve"> </w:t>
+      </w:r>
+      <w:proofErr w:type="spellStart"/>
+      <w:r>
+        <w:rPr>
+          <w:rFonts w:ascii="Consolas" w:hAnsi="Consolas" w:cs="Consolas"/>
+          <w:b/>
+          <w:bCs/>
+          <w:color w:val="000000"/>
+          <w:sz w:val="19"/>
+          <w:szCs w:val="19"/>
+          <w:lang w:eastAsia="en-US"/>
+        </w:rPr>
+        <w:t>boolean</w:t>
+      </w:r>
+      <w:proofErr w:type="spellEnd"/>
+      <w:r>
+        <w:rPr>
+          <w:rFonts w:ascii="Consolas" w:hAnsi="Consolas" w:cs="Consolas"/>
+          <w:b/>
+          <w:bCs/>
+          <w:color w:val="000000"/>
+          <w:sz w:val="19"/>
+          <w:szCs w:val="19"/>
+          <w:lang w:eastAsia="en-US"/>
+        </w:rPr>
+        <w:t xml:space="preserve"> </w:t>
+      </w:r>
+      <w:proofErr w:type="spellStart"/>
+      <w:r>
+        <w:rPr>
+          <w:rFonts w:ascii="Consolas" w:hAnsi="Consolas" w:cs="Consolas"/>
+          <w:b/>
+          <w:bCs/>
+          <w:color w:val="000000"/>
+          <w:sz w:val="19"/>
+          <w:szCs w:val="19"/>
+          <w:lang w:eastAsia="en-US"/>
+        </w:rPr>
+        <w:t>hasAccess</w:t>
+      </w:r>
+      <w:proofErr w:type="spellEnd"/>
+      <w:r>
+        <w:rPr>
+          <w:rFonts w:ascii="Consolas" w:hAnsi="Consolas" w:cs="Consolas"/>
+          <w:b/>
+          <w:bCs/>
+          <w:color w:val="000000"/>
+          <w:sz w:val="19"/>
+          <w:szCs w:val="19"/>
+          <w:lang w:eastAsia="en-US"/>
+        </w:rPr>
+        <w:t xml:space="preserve">(String username, String </w:t>
+      </w:r>
+      <w:proofErr w:type="spellStart"/>
+      <w:r>
+        <w:rPr>
+          <w:rFonts w:ascii="Consolas" w:hAnsi="Consolas" w:cs="Consolas"/>
+          <w:b/>
+          <w:bCs/>
+          <w:color w:val="000000"/>
+          <w:sz w:val="19"/>
+          <w:szCs w:val="19"/>
+          <w:lang w:eastAsia="en-US"/>
+        </w:rPr>
+        <w:t>requiredRole</w:t>
+      </w:r>
+      <w:proofErr w:type="spellEnd"/>
+      <w:r>
+        <w:rPr>
+          <w:rFonts w:ascii="Consolas" w:hAnsi="Consolas" w:cs="Consolas"/>
+          <w:b/>
+          <w:bCs/>
+          <w:color w:val="000000"/>
+          <w:sz w:val="19"/>
+          <w:szCs w:val="19"/>
+          <w:lang w:eastAsia="en-US"/>
+        </w:rPr>
+        <w:t>)</w:t>
       </w:r>
     </w:p>
     <w:p>
@@ -8459,6 +10233,7 @@
         </w:rPr>
         <w:t xml:space="preserve">// throw </w:t>
       </w:r>
+      <w:proofErr w:type="spellStart"/>
       <w:r>
         <w:rPr>
           <w:rFonts w:ascii="Consolas" w:hAnsi="Consolas" w:cs="Consolas"/>
@@ -8467,7 +10242,18 @@
           <w:szCs w:val="19"/>
           <w:lang w:eastAsia="en-US"/>
         </w:rPr>
-        <w:t xml:space="preserve">IllegalArgumentException </w:t>
+        <w:t>IllegalArgumentException</w:t>
+      </w:r>
+      <w:proofErr w:type="spellEnd"/>
+      <w:r>
+        <w:rPr>
+          <w:rFonts w:ascii="Consolas" w:hAnsi="Consolas" w:cs="Consolas"/>
+          <w:color w:val="77206D" w:themeColor="accent5" w:themeShade="BF"/>
+          <w:sz w:val="19"/>
+          <w:szCs w:val="19"/>
+          <w:lang w:eastAsia="en-US"/>
+        </w:rPr>
+        <w:t xml:space="preserve"> </w:t>
       </w:r>
       <w:r>
         <w:rPr>
@@ -8505,8 +10291,20 @@
           <w:szCs w:val="19"/>
           <w:lang w:eastAsia="en-US"/>
         </w:rPr>
-        <w:t xml:space="preserve"> // return true if the user’s role matches the requiredRole</w:t>
-      </w:r>
+        <w:t xml:space="preserve"> // return true if the user’s role matches the </w:t>
+      </w:r>
+      <w:proofErr w:type="spellStart"/>
+      <w:r>
+        <w:rPr>
+          <w:rFonts w:ascii="Consolas" w:hAnsi="Consolas" w:cs="Consolas"/>
+          <w:color w:val="3A7C22" w:themeColor="accent6" w:themeShade="BF"/>
+          <w:sz w:val="19"/>
+          <w:szCs w:val="19"/>
+          <w:lang w:eastAsia="en-US"/>
+        </w:rPr>
+        <w:t>requiredRole</w:t>
+      </w:r>
+      <w:proofErr w:type="spellEnd"/>
     </w:p>
     <w:p>
       <w:pPr>
@@ -9036,6 +10834,7 @@
         </w:rPr>
         <w:t xml:space="preserve">        </w:t>
       </w:r>
+      <w:proofErr w:type="spellStart"/>
       <w:r>
         <w:rPr>
           <w:rFonts w:ascii="Consolas" w:hAnsi="Consolas" w:cs="Consolas"/>
@@ -9054,7 +10853,18 @@
           <w:szCs w:val="19"/>
           <w:lang w:eastAsia="en-US"/>
         </w:rPr>
-        <w:t>.username = username;</w:t>
+        <w:t>.username</w:t>
+      </w:r>
+      <w:proofErr w:type="spellEnd"/>
+      <w:r>
+        <w:rPr>
+          <w:rFonts w:ascii="Consolas" w:hAnsi="Consolas" w:cs="Consolas"/>
+          <w:color w:val="000000"/>
+          <w:sz w:val="19"/>
+          <w:szCs w:val="19"/>
+          <w:lang w:eastAsia="en-US"/>
+        </w:rPr>
+        <w:t xml:space="preserve"> = username;</w:t>
       </w:r>
     </w:p>
     <w:p>
@@ -9083,6 +10893,7 @@
         </w:rPr>
         <w:t xml:space="preserve">        </w:t>
       </w:r>
+      <w:proofErr w:type="spellStart"/>
       <w:r>
         <w:rPr>
           <w:rFonts w:ascii="Consolas" w:hAnsi="Consolas" w:cs="Consolas"/>
@@ -9101,7 +10912,18 @@
           <w:szCs w:val="19"/>
           <w:lang w:eastAsia="en-US"/>
         </w:rPr>
-        <w:t>.password = password;</w:t>
+        <w:t>.password</w:t>
+      </w:r>
+      <w:proofErr w:type="spellEnd"/>
+      <w:r>
+        <w:rPr>
+          <w:rFonts w:ascii="Consolas" w:hAnsi="Consolas" w:cs="Consolas"/>
+          <w:color w:val="000000"/>
+          <w:sz w:val="19"/>
+          <w:szCs w:val="19"/>
+          <w:lang w:eastAsia="en-US"/>
+        </w:rPr>
+        <w:t xml:space="preserve"> = password;</w:t>
       </w:r>
     </w:p>
     <w:p>
@@ -9130,6 +10952,7 @@
         </w:rPr>
         <w:t xml:space="preserve">        </w:t>
       </w:r>
+      <w:proofErr w:type="spellStart"/>
       <w:r>
         <w:rPr>
           <w:rFonts w:ascii="Consolas" w:hAnsi="Consolas" w:cs="Consolas"/>
@@ -9148,7 +10971,18 @@
           <w:szCs w:val="19"/>
           <w:lang w:eastAsia="en-US"/>
         </w:rPr>
-        <w:t>.role = role;</w:t>
+        <w:t>.role</w:t>
+      </w:r>
+      <w:proofErr w:type="spellEnd"/>
+      <w:r>
+        <w:rPr>
+          <w:rFonts w:ascii="Consolas" w:hAnsi="Consolas" w:cs="Consolas"/>
+          <w:color w:val="000000"/>
+          <w:sz w:val="19"/>
+          <w:szCs w:val="19"/>
+          <w:lang w:eastAsia="en-US"/>
+        </w:rPr>
+        <w:t xml:space="preserve"> = role;</w:t>
       </w:r>
     </w:p>
     <w:p>
@@ -9247,7 +11081,33 @@
           <w:szCs w:val="19"/>
           <w:lang w:eastAsia="en-US"/>
         </w:rPr>
-        <w:t xml:space="preserve"> String getUsername()  {</w:t>
+        <w:t xml:space="preserve"> String </w:t>
+      </w:r>
+      <w:proofErr w:type="spellStart"/>
+      <w:r>
+        <w:rPr>
+          <w:rFonts w:ascii="Consolas" w:hAnsi="Consolas" w:cs="Consolas"/>
+          <w:b/>
+          <w:bCs/>
+          <w:color w:val="000000"/>
+          <w:sz w:val="19"/>
+          <w:szCs w:val="19"/>
+          <w:lang w:eastAsia="en-US"/>
+        </w:rPr>
+        <w:t>getUsername</w:t>
+      </w:r>
+      <w:proofErr w:type="spellEnd"/>
+      <w:r>
+        <w:rPr>
+          <w:rFonts w:ascii="Consolas" w:hAnsi="Consolas" w:cs="Consolas"/>
+          <w:b/>
+          <w:bCs/>
+          <w:color w:val="000000"/>
+          <w:sz w:val="19"/>
+          <w:szCs w:val="19"/>
+          <w:lang w:eastAsia="en-US"/>
+        </w:rPr>
+        <w:t>()  {</w:t>
       </w:r>
     </w:p>
     <w:p>
@@ -9393,7 +11253,33 @@
           <w:szCs w:val="19"/>
           <w:lang w:eastAsia="en-US"/>
         </w:rPr>
-        <w:t xml:space="preserve"> String getPassword() {</w:t>
+        <w:t xml:space="preserve"> String </w:t>
+      </w:r>
+      <w:proofErr w:type="spellStart"/>
+      <w:r>
+        <w:rPr>
+          <w:rFonts w:ascii="Consolas" w:hAnsi="Consolas" w:cs="Consolas"/>
+          <w:b/>
+          <w:bCs/>
+          <w:color w:val="000000"/>
+          <w:sz w:val="19"/>
+          <w:szCs w:val="19"/>
+          <w:lang w:eastAsia="en-US"/>
+        </w:rPr>
+        <w:t>getPassword</w:t>
+      </w:r>
+      <w:proofErr w:type="spellEnd"/>
+      <w:r>
+        <w:rPr>
+          <w:rFonts w:ascii="Consolas" w:hAnsi="Consolas" w:cs="Consolas"/>
+          <w:b/>
+          <w:bCs/>
+          <w:color w:val="000000"/>
+          <w:sz w:val="19"/>
+          <w:szCs w:val="19"/>
+          <w:lang w:eastAsia="en-US"/>
+        </w:rPr>
+        <w:t>() {</w:t>
       </w:r>
     </w:p>
     <w:p>
@@ -9539,7 +11425,33 @@
           <w:szCs w:val="19"/>
           <w:lang w:eastAsia="en-US"/>
         </w:rPr>
-        <w:t xml:space="preserve"> String getRole()  {</w:t>
+        <w:t xml:space="preserve"> String </w:t>
+      </w:r>
+      <w:proofErr w:type="spellStart"/>
+      <w:r>
+        <w:rPr>
+          <w:rFonts w:ascii="Consolas" w:hAnsi="Consolas" w:cs="Consolas"/>
+          <w:b/>
+          <w:bCs/>
+          <w:color w:val="000000"/>
+          <w:sz w:val="19"/>
+          <w:szCs w:val="19"/>
+          <w:lang w:eastAsia="en-US"/>
+        </w:rPr>
+        <w:t>getRole</w:t>
+      </w:r>
+      <w:proofErr w:type="spellEnd"/>
+      <w:r>
+        <w:rPr>
+          <w:rFonts w:ascii="Consolas" w:hAnsi="Consolas" w:cs="Consolas"/>
+          <w:b/>
+          <w:bCs/>
+          <w:color w:val="000000"/>
+          <w:sz w:val="19"/>
+          <w:szCs w:val="19"/>
+          <w:lang w:eastAsia="en-US"/>
+        </w:rPr>
+        <w:t>()  {</w:t>
       </w:r>
     </w:p>
     <w:p>
